--- a/deliveries/2026-09-04/AutoBridge_Daily_2026-09-04/02_Procurement_Guides/GUIDE_20260904_08_Battery_Shipping_IMDG.docx
+++ b/deliveries/2026-09-04/AutoBridge_Daily_2026-09-04/02_Procurement_Guides/GUIDE_20260904_08_Battery_Shipping_IMDG.docx
@@ -7,7 +7,7 @@
         <w:pStyle w:val="Title"/>
       </w:pPr>
       <w:r>
-        <w:t>Shipping EV Batteries and Battery-Powered Vehicles by Sea: the Current IMDG 42-24 Classification (UN3556, UN3480/3481)</w:t>
+        <w:t>Shipping an Electric Vehicle by Sea Under IMDG 42-24: UN3556, UN3171 and the Spare-Battery Distinction</w:t>
       </w:r>
     </w:p>
     <w:p>
@@ -29,7 +29,7 @@
         <w:t>SEO Title</w:t>
       </w:r>
       <w:r>
-        <w:t>: EV Battery &amp; Vehicle Sea Shipping Under IMDG 42-24 — UN3556 Guide</w:t>
+        <w:t>: EV Sea Freight Under IMDG 42-24 — UN3556/3557/3558 vs UN3480/3481</w:t>
       </w:r>
     </w:p>
     <w:p>
@@ -43,7 +43,7 @@
         <w:t>Meta Description</w:t>
       </w:r>
       <w:r>
-        <w:t>: Current IMDG Amendment 42-24 rules for lithium vehicles (UN3556/3557/3558, P912), why lithium vehicles no longer use UN3171, loose-battery UN3480/3481 and the UN38.3 framework.</w:t>
+        <w:t>: From 2026, lithium-ion vehicles installed with battery ship as UN3556 (lithium-metal UN3557, sodium-ion UN3558) under IMDG Amendment 42-24; UN3171 is narrowed and loose batteries use UN3480/3481 with UN38.3.</w:t>
       </w:r>
     </w:p>
     <w:p>
@@ -57,7 +57,7 @@
         <w:t>Suggested URL</w:t>
       </w:r>
       <w:r>
-        <w:t>: /guides/ev-battery-shipping-imdg-42-24</w:t>
+        <w:t>: /guides/ev-shipping-un3556-imdg-compliance</w:t>
       </w:r>
     </w:p>
     <w:p>
@@ -71,7 +71,7 @@
         <w:t>H1</w:t>
       </w:r>
       <w:r>
-        <w:t>: Dangerous-Goods Classification for Electric Vehicles and Spare Batteries Under Current IMDG 42-24</w:t>
+        <w:t>: Classifying a Battery-Powered Vehicle for Ocean Freight Under the Current IMDG Code (Amendment 42-24)</w:t>
       </w:r>
     </w:p>
     <w:p>
@@ -85,7 +85,7 @@
         <w:t>Primary Keyword</w:t>
       </w:r>
       <w:r>
-        <w:t>: ev battery shipping un3480 un3481 un383 imdg 42-24</w:t>
+        <w:t>: UN3556 lithium ion vehicle IMDG 42-24 shipping</w:t>
       </w:r>
     </w:p>
     <w:p>
@@ -99,7 +99,7 @@
         <w:t>Secondary Search Terms</w:t>
       </w:r>
       <w:r>
-        <w:t>: UN3556 lithium-ion vehicle, UN3557 lithium metal, UN3558 sodium-ion, P912 packing, UN3171 narrowed, SP405, MSA IMDG</w:t>
+        <w:t>: UN3557 lithium metal vehicle, UN3558 sodium ion vehicle, P912 packing instruction, SP405 marking, UN3171 narrowed, UN3480 UN3481, UN38.3 manual of tests rev8</w:t>
       </w:r>
     </w:p>
     <w:p>
@@ -113,7 +113,7 @@
         <w:t>Internal Link Suggestions</w:t>
       </w:r>
       <w:r>
-        <w:t>: /guides/vehicle-export-pdi-protection/ ; /guides/export-vehicle-document-package/ ; /vehicles/wuling-bingo/</w:t>
+        <w:t>: /guides/vehicle-export-pdi-pre-shipment-handover/ ; /guides/export-vehicle-document-package/ ; /vehicles/wuling-bingo/</w:t>
       </w:r>
     </w:p>
     <w:p>
@@ -127,7 +127,7 @@
         <w:t>Image Suggestions</w:t>
       </w:r>
       <w:r>
-        <w:t>: UN number decision tree (installed vs loose battery); IMDG amendment timeline; Class 9 marking</w:t>
+        <w:t>: whole-vehicle vs loose-battery UN number split; Class 9 placard; P912/SP405 marking diagram</w:t>
       </w:r>
     </w:p>
     <w:p>
@@ -141,7 +141,7 @@
         <w:t>ALT Suggestions</w:t>
       </w:r>
       <w:r>
-        <w:t>: "IMDG 42-24 UN3556 vehicle and UN3480 loose battery classification"</w:t>
+        <w:t>: "UN3556 installed-battery vehicle versus UN3480 loose battery under IMDG 42-24"</w:t>
       </w:r>
     </w:p>
     <w:p>
@@ -149,21 +149,30 @@
         <w:pStyle w:val="Heading1"/>
       </w:pPr>
       <w:r>
-        <w:t>The Version Question Comes First</w:t>
+        <w:t>The Classification Changed — Old UN3171 Habits Are Now Wrong</w:t>
       </w:r>
     </w:p>
     <w:p>
       <w:r>
-        <w:t xml:space="preserve">Dangerous-goods guidance goes stale fast, and quoting a superseded UN number is a compliance failure, not a typo. The </w:t>
+        <w:t xml:space="preserve">A common pre-2026 practice was to book any battery-driven vehicle under </w:t>
       </w:r>
       <w:r>
         <w:rPr>
           <w:b/>
         </w:rPr>
-        <w:t>current mandatory IMDG Code is Amendment 42-24</w:t>
+        <w:t>UN3171</w:t>
       </w:r>
       <w:r>
-        <w:t xml:space="preserve">, adopted by IMO Resolution </w:t>
+        <w:t xml:space="preserve">. Under the </w:t>
+      </w:r>
+      <w:r>
+        <w:rPr>
+          <w:b/>
+        </w:rPr>
+        <w:t>current mandatory IMDG Code, Amendment 42-24</w:t>
+      </w:r>
+      <w:r>
+        <w:t xml:space="preserve"> (adopted by IMO Resolution </w:t>
       </w:r>
       <w:r>
         <w:rPr>
@@ -172,7 +181,7 @@
         <w:t>MSC.556(108)</w:t>
       </w:r>
       <w:r>
-        <w:t xml:space="preserve">, </w:t>
+        <w:t xml:space="preserve"> and </w:t>
       </w:r>
       <w:r>
         <w:rPr>
@@ -181,7 +190,7 @@
         <w:t>mandatory in China from 2026-01-01</w:t>
       </w:r>
       <w:r>
-        <w:t xml:space="preserve"> (China Maritime Safety Administration official Chinese text). Any vehicle/battery shipping procedure written for older amendments must be re-checked against 42-24.</w:t>
+        <w:t xml:space="preserve"> per the China Maritime Safety Administration official text), that is no longer correct for mainstream lithium vehicles. Using the old number on a 2026 declaration is a classification error that stops dangerous-goods paperwork at booking.</w:t>
       </w:r>
     </w:p>
     <w:p>
@@ -189,228 +198,68 @@
         <w:pStyle w:val="Heading1"/>
       </w:pPr>
       <w:r>
-        <w:t>Vehicles With Batteries Installed: the New UN Numbers</w:t>
+        <w:t>Whole Vehicle (battery installed): UN3556 / UN3557 / UN3558</w:t>
       </w:r>
     </w:p>
     <w:p>
       <w:r>
-        <w:t xml:space="preserve">Under 42-24, </w:t>
+        <w:t xml:space="preserve">For a </w:t>
       </w:r>
       <w:r>
         <w:rPr>
           <w:b/>
         </w:rPr>
-        <w:t>battery-powered vehicles transported with their batteries installed</w:t>
+        <w:t>vehicle transported with its battery installed</w:t>
       </w:r>
       <w:r>
-        <w:t xml:space="preserve"> are classified by chemistry:</w:t>
+        <w:t>:</w:t>
       </w:r>
     </w:p>
-    <w:tbl>
-      <w:tblPr>
-        <w:tblStyle w:val="TableGrid"/>
-        <w:tblW w:type="auto" w:w="0"/>
-        <w:tblLook w:firstColumn="1" w:firstRow="1" w:lastColumn="0" w:lastRow="0" w:noHBand="0" w:noVBand="1" w:val="04A0"/>
-      </w:tblPr>
-      <w:tblGrid>
-        <w:gridCol w:w="4320"/>
-        <w:gridCol w:w="4320"/>
-      </w:tblGrid>
-      <w:tr>
-        <w:tc>
-          <w:tcPr>
-            <w:tcW w:type="dxa" w:w="4320"/>
-            <w:shd w:val="clear" w:fill="EAF0F6"/>
-          </w:tcPr>
-          <w:p>
-            <w:r>
-              <w:rPr>
-                <w:b/>
-                <w:sz w:val="20"/>
-              </w:rPr>
-            </w:r>
-            <w:r>
-              <w:rPr>
-                <w:b/>
-                <w:sz w:val="20"/>
-              </w:rPr>
-              <w:t>UN number</w:t>
-            </w:r>
-          </w:p>
-        </w:tc>
-        <w:tc>
-          <w:tcPr>
-            <w:tcW w:type="dxa" w:w="4320"/>
-            <w:shd w:val="clear" w:fill="EAF0F6"/>
-          </w:tcPr>
-          <w:p>
-            <w:r>
-              <w:rPr>
-                <w:b/>
-                <w:sz w:val="20"/>
-              </w:rPr>
-            </w:r>
-            <w:r>
-              <w:rPr>
-                <w:b/>
-                <w:sz w:val="20"/>
-              </w:rPr>
-              <w:t>Vehicle type</w:t>
-            </w:r>
-          </w:p>
-        </w:tc>
-      </w:tr>
-      <w:tr>
-        <w:tc>
-          <w:tcPr>
-            <w:tcW w:type="dxa" w:w="4320"/>
-          </w:tcPr>
-          <w:p>
-            <w:r>
-              <w:rPr>
-                <w:sz w:val="20"/>
-              </w:rPr>
-            </w:r>
-            <w:r>
-              <w:rPr>
-                <w:b/>
-                <w:sz w:val="20"/>
-              </w:rPr>
-              <w:t>UN3556</w:t>
-            </w:r>
-          </w:p>
-        </w:tc>
-        <w:tc>
-          <w:tcPr>
-            <w:tcW w:type="dxa" w:w="4320"/>
-          </w:tcPr>
-          <w:p>
-            <w:r>
-              <w:rPr>
-                <w:sz w:val="20"/>
-              </w:rPr>
-            </w:r>
-            <w:r>
-              <w:rPr>
-                <w:b/>
-                <w:sz w:val="20"/>
-              </w:rPr>
-              <w:t>Lithium-ion-battery-powered</w:t>
-            </w:r>
-            <w:r>
-              <w:rPr>
-                <w:sz w:val="20"/>
-              </w:rPr>
-              <w:t xml:space="preserve"> vehicle (the mainstream BEV/PHEV case)</w:t>
-            </w:r>
-          </w:p>
-        </w:tc>
-      </w:tr>
-      <w:tr>
-        <w:tc>
-          <w:tcPr>
-            <w:tcW w:type="dxa" w:w="4320"/>
-          </w:tcPr>
-          <w:p>
-            <w:r>
-              <w:rPr>
-                <w:sz w:val="20"/>
-              </w:rPr>
-            </w:r>
-            <w:r>
-              <w:rPr>
-                <w:b/>
-                <w:sz w:val="20"/>
-              </w:rPr>
-              <w:t>UN3557</w:t>
-            </w:r>
-          </w:p>
-        </w:tc>
-        <w:tc>
-          <w:tcPr>
-            <w:tcW w:type="dxa" w:w="4320"/>
-          </w:tcPr>
-          <w:p>
-            <w:r>
-              <w:rPr>
-                <w:sz w:val="20"/>
-              </w:rPr>
-            </w:r>
-            <w:r>
-              <w:rPr>
-                <w:b/>
-                <w:sz w:val="20"/>
-              </w:rPr>
-              <w:t>Lithium-metal-battery-powered</w:t>
-            </w:r>
-            <w:r>
-              <w:rPr>
-                <w:sz w:val="20"/>
-              </w:rPr>
-              <w:t xml:space="preserve"> vehicle</w:t>
-            </w:r>
-          </w:p>
-        </w:tc>
-      </w:tr>
-      <w:tr>
-        <w:tc>
-          <w:tcPr>
-            <w:tcW w:type="dxa" w:w="4320"/>
-          </w:tcPr>
-          <w:p>
-            <w:r>
-              <w:rPr>
-                <w:sz w:val="20"/>
-              </w:rPr>
-            </w:r>
-            <w:r>
-              <w:rPr>
-                <w:b/>
-                <w:sz w:val="20"/>
-              </w:rPr>
-              <w:t>UN3558</w:t>
-            </w:r>
-          </w:p>
-        </w:tc>
-        <w:tc>
-          <w:tcPr>
-            <w:tcW w:type="dxa" w:w="4320"/>
-          </w:tcPr>
-          <w:p>
-            <w:r>
-              <w:rPr>
-                <w:sz w:val="20"/>
-              </w:rPr>
-            </w:r>
-            <w:r>
-              <w:rPr>
-                <w:b/>
-                <w:sz w:val="20"/>
-              </w:rPr>
-              <w:t>Sodium-ion-battery-powered</w:t>
-            </w:r>
-            <w:r>
-              <w:rPr>
-                <w:sz w:val="20"/>
-              </w:rPr>
-              <w:t xml:space="preserve"> vehicle</w:t>
-            </w:r>
-          </w:p>
-        </w:tc>
-      </w:tr>
-    </w:tbl>
+    <w:p>
+      <w:pPr>
+        <w:pStyle w:val="ListBullet"/>
+      </w:pPr>
+      <w:r>
+        <w:rPr>
+          <w:b/>
+        </w:rPr>
+        <w:t>UN3556 — lithium-ion-battery-powered vehicle</w:t>
+      </w:r>
+    </w:p>
+    <w:p>
+      <w:pPr>
+        <w:pStyle w:val="ListBullet"/>
+      </w:pPr>
+      <w:r>
+        <w:rPr>
+          <w:b/>
+        </w:rPr>
+        <w:t>UN3557 — lithium-metal-battery-powered vehicle</w:t>
+      </w:r>
+    </w:p>
+    <w:p>
+      <w:pPr>
+        <w:pStyle w:val="ListBullet"/>
+      </w:pPr>
+      <w:r>
+        <w:rPr>
+          <w:b/>
+        </w:rPr>
+        <w:t>UN3558 — sodium-ion-battery-powered vehicle</w:t>
+      </w:r>
+    </w:p>
     <w:p>
       <w:r>
-        <w:t xml:space="preserve">A new </w:t>
+        <w:t xml:space="preserve">The new </w:t>
       </w:r>
       <w:r>
         <w:rPr>
           <w:b/>
         </w:rPr>
-        <w:t>packing instruction P912</w:t>
+        <w:t>Packing Instruction P912</w:t>
       </w:r>
       <w:r>
-        <w:t xml:space="preserve"> governs stowage and securing for these vehicles. Where a UN3556 vehicle is </w:t>
+        <w:t xml:space="preserve"> governs stowage and securing for these entries. Where a UN3556 vehicle is </w:t>
       </w:r>
       <w:r>
         <w:rPr>
@@ -419,29 +268,16 @@
         <w:t>not fully enclosed</w:t>
       </w:r>
       <w:r>
-        <w:t xml:space="preserve"> in packaging/crates, special provision </w:t>
+        <w:t xml:space="preserve"> by packaging or a crate, </w:t>
       </w:r>
       <w:r>
         <w:rPr>
           <w:b/>
         </w:rPr>
-        <w:t>SP405</w:t>
+        <w:t>Special Provision SP405</w:t>
       </w:r>
       <w:r>
-        <w:t xml:space="preserve"> sets the marking requirements.</w:t>
-      </w:r>
-    </w:p>
-    <w:p>
-      <w:pPr>
-        <w:pStyle w:val="Heading1"/>
-      </w:pPr>
-      <w:r>
-        <w:t>What Happened to UN3171</w:t>
-      </w:r>
-    </w:p>
-    <w:p>
-      <w:r>
-        <w:t xml:space="preserve">The old </w:t>
+        <w:t xml:space="preserve"> sets the marking requirements. The scope of the legacy </w:t>
       </w:r>
       <w:r>
         <w:rPr>
@@ -456,10 +292,10 @@
         <w:rPr>
           <w:b/>
         </w:rPr>
-        <w:t>narrowed in scope</w:t>
+        <w:t>narrowed</w:t>
       </w:r>
       <w:r>
-        <w:t xml:space="preserve">: it now covers only vehicles/equipment powered by </w:t>
+        <w:t xml:space="preserve"> to vehicles/equipment powered by </w:t>
       </w:r>
       <w:r>
         <w:rPr>
@@ -468,25 +304,16 @@
         <w:t>wet batteries, sodium-metal or sodium-alloy batteries</w:t>
       </w:r>
       <w:r>
-        <w:t xml:space="preserve">. Mainstream </w:t>
+        <w:t xml:space="preserve">; mainstream lithium vehicles must </w:t>
       </w:r>
       <w:r>
         <w:rPr>
           <w:b/>
         </w:rPr>
-        <w:t>lithium vehicles must no longer be declared under UN3171</w:t>
+        <w:t>not</w:t>
       </w:r>
       <w:r>
-        <w:t xml:space="preserve"> from the 2026 mandatory date. Declaring a modern BEV as UN3171 is an outdated classification and a declaration error. (UN3556 is the </w:t>
-      </w:r>
-      <w:r>
-        <w:rPr>
-          <w:i/>
-        </w:rPr>
-        <w:t>installed-vehicle</w:t>
-      </w:r>
-      <w:r>
-        <w:t xml:space="preserve"> entry — it is not a "damaged/defective battery" classification; damaged/defective batteries follow separate provisions.)</w:t>
+        <w:t xml:space="preserve"> be declared under UN3171 from 2026. These are Class 9 entries; documentation and marking/placarding follow the IMDG 42-24 text and the booked carrier's additional layer.</w:t>
       </w:r>
     </w:p>
     <w:p>
@@ -494,21 +321,12 @@
         <w:pStyle w:val="Heading1"/>
       </w:pPr>
       <w:r>
-        <w:t>Spare and Loose Batteries Are a Different Track</w:t>
+        <w:t>Spare / Loose Batteries Are a Different Entry</w:t>
       </w:r>
     </w:p>
     <w:p>
       <w:r>
-        <w:t xml:space="preserve">A traction battery shipped </w:t>
-      </w:r>
-      <w:r>
-        <w:rPr>
-          <w:b/>
-        </w:rPr>
-        <w:t>separately from the vehicle</w:t>
-      </w:r>
-      <w:r>
-        <w:t xml:space="preserve"> does not use the vehicle UN number:</w:t>
+        <w:t>Do not confuse the whole-vehicle number with loose cells and packs:</w:t>
       </w:r>
     </w:p>
     <w:p>
@@ -519,19 +337,10 @@
         <w:rPr>
           <w:b/>
         </w:rPr>
-        <w:t>UN3480</w:t>
+        <w:t>UN3480 — lithium-ion batteries transported on their own</w:t>
       </w:r>
       <w:r>
-        <w:t xml:space="preserve"> — </w:t>
-      </w:r>
-      <w:r>
-        <w:rPr>
-          <w:b/>
-        </w:rPr>
-        <w:t>lithium-ion batteries shipped loose/alone</w:t>
-      </w:r>
-      <w:r>
-        <w:t>.</w:t>
+        <w:t xml:space="preserve"> (loose/spare).</w:t>
       </w:r>
     </w:p>
     <w:p>
@@ -542,16 +351,7 @@
         <w:rPr>
           <w:b/>
         </w:rPr>
-        <w:t>UN3481</w:t>
-      </w:r>
-      <w:r>
-        <w:t xml:space="preserve"> — lithium-ion batteries </w:t>
-      </w:r>
-      <w:r>
-        <w:rPr>
-          <w:b/>
-        </w:rPr>
-        <w:t>packed with, or contained in, equipment</w:t>
+        <w:t>UN3481 — lithium-ion batteries packed with, or contained in, equipment</w:t>
       </w:r>
       <w:r>
         <w:t>.</w:t>
@@ -559,7 +359,16 @@
     </w:p>
     <w:p>
       <w:r>
-        <w:t>Spare traction packs, service batteries and power banks follow the 3480/3481 track with their own packing/labelling, not UN3556.</w:t>
+        <w:t xml:space="preserve">Sodium-ion loose batteries carry their own corresponding numbers. A spare service pack therefore ships under the </w:t>
+      </w:r>
+      <w:r>
+        <w:rPr>
+          <w:b/>
+        </w:rPr>
+        <w:t>UN3480/3481</w:t>
+      </w:r>
+      <w:r>
+        <w:t xml:space="preserve"> family — never by reusing the vehicle's UN3556.</w:t>
       </w:r>
     </w:p>
     <w:p>
@@ -567,21 +376,39 @@
         <w:pStyle w:val="Heading1"/>
       </w:pPr>
       <w:r>
-        <w:t>The UN38.3 Test Framework</w:t>
+        <w:t>UN38.3 and the Manual of Tests and Criteria</w:t>
       </w:r>
     </w:p>
     <w:p>
       <w:r>
-        <w:t xml:space="preserve">Lithium batteries offered for transport must have passed the tests in </w:t>
+        <w:t xml:space="preserve">Before transport, lithium (metal/ion) — and now sodium-ion — batteries must complete tests </w:t>
       </w:r>
       <w:r>
         <w:rPr>
           <w:b/>
         </w:rPr>
-        <w:t>Section 38.3 of the UN *Manual of Tests and Criteria* (UN38.3)</w:t>
+        <w:t>T.1–T.8 under Section 38.3</w:t>
       </w:r>
       <w:r>
-        <w:t xml:space="preserve"> and carry a </w:t>
+        <w:t xml:space="preserve"> of the UN </w:t>
+      </w:r>
+      <w:r>
+        <w:rPr>
+          <w:i/>
+        </w:rPr>
+        <w:t>Manual of Tests and Criteria</w:t>
+      </w:r>
+      <w:r>
+        <w:t xml:space="preserve">, current edition </w:t>
+      </w:r>
+      <w:r>
+        <w:rPr>
+          <w:b/>
+        </w:rPr>
+        <w:t>Revision 8 (2023) with Amendment 1</w:t>
+      </w:r>
+      <w:r>
+        <w:t xml:space="preserve"> (Rev.8 brought sodium-ion batteries within 38.3), and carry a </w:t>
       </w:r>
       <w:r>
         <w:rPr>
@@ -590,7 +417,7 @@
         <w:t>test summary</w:t>
       </w:r>
       <w:r>
-        <w:t xml:space="preserve"> — a defined set of tests covering electrical, mechanical and environmental abuse. For an NEV export the UN38.3 summary is part of the battery paperwork that travels with the shipment (see the document-package guide). The UN Manual primary text should be cited for formal regulatory wording; this page describes the framework.</w:t>
+        <w:t>. For a whole vehicle this evidence sits at battery/pack level; for spare batteries under UN3480/3481 it is a direct shipping requirement. The US 49 CFR §173.185 likewise incorporates UN38.3 by statutory reference, illustrating how widely the Section 38.3 test summary is expected.</w:t>
       </w:r>
     </w:p>
     <w:p>
@@ -598,48 +425,39 @@
         <w:pStyle w:val="Heading1"/>
       </w:pPr>
       <w:r>
-        <w:t>State of Charge and Carrier Layer</w:t>
+        <w:t>State of Charge and the Carrier Layer</w:t>
       </w:r>
     </w:p>
     <w:p>
       <w:r>
-        <w:t xml:space="preserve">The IMDG sets the regulatory floor, but </w:t>
+        <w:t xml:space="preserve">Quantity/state limits such as a fixed </w:t>
       </w:r>
       <w:r>
         <w:rPr>
           <w:b/>
         </w:rPr>
-        <w:t>state-of-charge and quantity/condition limits also depend on the IMDG text and the individual carrier's acceptance rules</w:t>
+        <w:t>state-of-charge percentage</w:t>
       </w:r>
       <w:r>
-        <w:t xml:space="preserve">. This guide deliberately gives </w:t>
+        <w:t xml:space="preserve"> are set by the </w:t>
       </w:r>
       <w:r>
         <w:rPr>
           <w:b/>
         </w:rPr>
-        <w:t>no fixed SOC percentage</w:t>
+        <w:t>IMDG text and, on top of it, by each carrier</w:t>
       </w:r>
       <w:r>
-        <w:t xml:space="preserve">: an unverified universal number is exactly the kind of value that drifts between amendments and carriers. Obtain the operative SOC/condition requirement from the </w:t>
+        <w:t xml:space="preserve">. This page states </w:t>
       </w:r>
       <w:r>
         <w:rPr>
           <w:b/>
         </w:rPr>
-        <w:t>carrier's booking acceptance for that voyage</w:t>
+        <w:t>no fixed SOC percentage without an official basis</w:t>
       </w:r>
       <w:r>
-        <w:t xml:space="preserve">, on top of 42-24. Carriers may impose stricter terms than the Code minimum; </w:t>
-      </w:r>
-      <w:r>
-        <w:rPr>
-          <w:b/>
-        </w:rPr>
-        <w:t>damaged or defective</w:t>
-      </w:r>
-      <w:r>
-        <w:t xml:space="preserve"> batteries have their own stricter regime.</w:t>
+        <w:t>; obtain the booked carrier's written DG instruction voyage by voyage (carriers may impose stricter terms than the IMDG minimum). Damaged/defective-battery rules likewise follow the current Code and carrier approval and are not generalized here.</w:t>
       </w:r>
     </w:p>
     <w:p>
@@ -647,7 +465,7 @@
         <w:pStyle w:val="Heading1"/>
       </w:pPr>
       <w:r>
-        <w:t>Declaration Workflow We Recommend</w:t>
+        <w:t>Booking Checklist</w:t>
       </w:r>
     </w:p>
     <w:p>
@@ -655,16 +473,7 @@
         <w:pStyle w:val="ListNumber"/>
       </w:pPr>
       <w:r>
-        <w:t xml:space="preserve">Identify </w:t>
-      </w:r>
-      <w:r>
-        <w:rPr>
-          <w:b/>
-        </w:rPr>
-        <w:t>installed vehicle vs loose battery</w:t>
-      </w:r>
-      <w:r>
-        <w:t xml:space="preserve"> → UN3556/3557/3558 vs UN3480/3481.</w:t>
+        <w:t>Confirm chemistry (lithium-ion / lithium-metal / sodium-ion / wet) → select UN3556/3557/3558 (or the narrowed UN3171 only where it truly applies).</w:t>
       </w:r>
     </w:p>
     <w:p>
@@ -672,16 +481,25 @@
         <w:pStyle w:val="ListNumber"/>
       </w:pPr>
       <w:r>
-        <w:t xml:space="preserve">Confirm </w:t>
+        <w:t xml:space="preserve">Confirm battery is </w:t>
       </w:r>
       <w:r>
         <w:rPr>
           <w:b/>
         </w:rPr>
-        <w:t>chemistry</w:t>
+        <w:t>installed</w:t>
       </w:r>
       <w:r>
-        <w:t xml:space="preserve"> (lithium-ion / lithium-metal / sodium-ion).</w:t>
+        <w:t xml:space="preserve"> (vehicle entry) vs </w:t>
+      </w:r>
+      <w:r>
+        <w:rPr>
+          <w:b/>
+        </w:rPr>
+        <w:t>loose</w:t>
+      </w:r>
+      <w:r>
+        <w:t xml:space="preserve"> (UN3480/3481).</w:t>
       </w:r>
     </w:p>
     <w:p>
@@ -698,7 +516,16 @@
         <w:t>P912</w:t>
       </w:r>
       <w:r>
-        <w:t xml:space="preserve"> (and SP405 marking if not fully enclosed).</w:t>
+        <w:t xml:space="preserve">; apply </w:t>
+      </w:r>
+      <w:r>
+        <w:rPr>
+          <w:b/>
+        </w:rPr>
+        <w:t>SP405</w:t>
+      </w:r>
+      <w:r>
+        <w:t xml:space="preserve"> marking if not fully enclosed.</w:t>
       </w:r>
     </w:p>
     <w:p>
@@ -706,16 +533,16 @@
         <w:pStyle w:val="ListNumber"/>
       </w:pPr>
       <w:r>
-        <w:t xml:space="preserve">Attach </w:t>
+        <w:t xml:space="preserve">Assemble </w:t>
       </w:r>
       <w:r>
         <w:rPr>
           <w:b/>
         </w:rPr>
-        <w:t>UN38.3 test summary</w:t>
+        <w:t>UN38.3 (Rev.8+Amd.1) T.1–T.8 test summary</w:t>
       </w:r>
       <w:r>
-        <w:t xml:space="preserve"> and required DG documents; MSDS where applicable.</w:t>
+        <w:t xml:space="preserve"> for the battery.</w:t>
       </w:r>
     </w:p>
     <w:p>
@@ -723,16 +550,7 @@
         <w:pStyle w:val="ListNumber"/>
       </w:pPr>
       <w:r>
-        <w:t xml:space="preserve">Obtain the </w:t>
-      </w:r>
-      <w:r>
-        <w:rPr>
-          <w:b/>
-        </w:rPr>
-        <w:t>carrier-specific</w:t>
-      </w:r>
-      <w:r>
-        <w:t xml:space="preserve"> SOC/condition acceptance before booking.</w:t>
+        <w:t>Obtain the carrier's DG/SOC instruction and Class 9 documentation and placarding.</w:t>
       </w:r>
     </w:p>
     <w:p>
@@ -748,7 +566,7 @@
         <w:pStyle w:val="ListBullet"/>
       </w:pPr>
       <w:r>
-        <w:t>No fixed SOC percentage or quantity limit is stated without an official/carrier source.</w:t>
+        <w:t>No fixed SOC percentage or quantity limit without an official basis.</w:t>
       </w:r>
     </w:p>
     <w:p>
@@ -756,7 +574,15 @@
         <w:pStyle w:val="ListBullet"/>
       </w:pPr>
       <w:r>
-        <w:t>The English primary IMDG/UN Manual URLs remain to be added for formal citation; the version, resolution and effective date are anchored to the MSA official Chinese text.</w:t>
+        <w:t>No reuse of UN3171 for lithium vehicles under the current Code.</w:t>
+      </w:r>
+    </w:p>
+    <w:p>
+      <w:pPr>
+        <w:pStyle w:val="ListBullet"/>
+      </w:pPr>
+      <w:r>
+        <w:t>Carrier-specific stricter requirements are voyage-specific.</w:t>
       </w:r>
     </w:p>
     <w:p>
@@ -772,37 +598,37 @@
         <w:rPr>
           <w:b/>
         </w:rPr>
-        <w:t>What UN number is a lithium-ion electric car under current rules?</w:t>
+        <w:t>What UN number is a lithium-ion EV shipped with battery installed?</w:t>
       </w:r>
       <w:r>
-        <w:t xml:space="preserve"> UN3556 when transported with its lithium-ion battery installed, under IMDG 42-24. </w:t>
+        <w:t xml:space="preserve"> UN3556 under IMDG Amendment 42-24 (lithium-metal UN3557, sodium-ion UN3558). </w:t>
       </w:r>
       <w:r>
         <w:rPr>
           <w:b/>
         </w:rPr>
-        <w:t>Can I still use UN3171 for a BEV?</w:t>
+        <w:t>Can I still use UN3171?</w:t>
       </w:r>
       <w:r>
-        <w:t xml:space="preserve"> No — UN3171 is narrowed to wet/sodium-metal/sodium-alloy battery vehicles; lithium vehicles use UN3556–3558. </w:t>
+        <w:t xml:space="preserve"> Only for the narrowed wet-battery / sodium-metal-or-alloy scope; not for mainstream lithium vehicles from 2026. </w:t>
       </w:r>
       <w:r>
         <w:rPr>
           <w:b/>
         </w:rPr>
-        <w:t>What about a spare battery shipped separately?</w:t>
+        <w:t>What about a spare battery in the same container?</w:t>
       </w:r>
       <w:r>
-        <w:t xml:space="preserve"> Loose lithium-ion batteries are UN3480 (or UN3481 when packed with/in equipment), not UN3556. </w:t>
+        <w:t xml:space="preserve"> Loose lithium-ion batteries use UN3480 (or UN3481 if packed with/contained in equipment), not UN3556. </w:t>
       </w:r>
       <w:r>
         <w:rPr>
           <w:b/>
         </w:rPr>
-        <w:t>Is there a universal shipping SOC?</w:t>
+        <w:t>Which UN38.3 edition applies?</w:t>
       </w:r>
       <w:r>
-        <w:t xml:space="preserve"> No — apply the IMDG text plus the specific carrier's voyage acceptance; do not rely on a fixed percentage.</w:t>
+        <w:t xml:space="preserve"> The current Manual of Tests and Criteria, Rev.8 with Amendment 1, tests T.1–T.8 with a test summary.</w:t>
       </w:r>
     </w:p>
     <w:p>
@@ -992,7 +818,7 @@
               <w:rPr>
                 <w:sz w:val="20"/>
               </w:rPr>
-              <w:t>IMDG Code Amendment 42-24 official Chinese text</w:t>
+              <w:t>IMDG Code Amendment 42-24 official Chinese text PDF</w:t>
             </w:r>
           </w:p>
         </w:tc>
@@ -1082,7 +908,7 @@
               <w:rPr>
                 <w:sz w:val="20"/>
               </w:rPr>
-              <w:t>VERIFIED</w:t>
+              <w:t>VERIFIED (primary)</w:t>
             </w:r>
           </w:p>
         </w:tc>
@@ -1100,7 +926,7 @@
               <w:rPr>
                 <w:sz w:val="20"/>
               </w:rPr>
-              <w:t>42-24 version, MSC.556(108), effective date, P912</w:t>
+              <w:t>42-24, MSC.556(108), 2026-01-01, UN3556-3558, P912, Class 9</w:t>
             </w:r>
           </w:p>
         </w:tc>
@@ -1120,7 +946,391 @@
               <w:rPr>
                 <w:sz w:val="20"/>
               </w:rPr>
-              <w:t>IMDG 42-24 interpretation: MSC.556(108), effective in China 2026-01-01</w:t>
+              <w:t>UN Manual of Tests and Criteria (Rev.8 + Amendment 1), Section 38.3 (SCETDG-66 INF.30)</w:t>
+            </w:r>
+          </w:p>
+        </w:tc>
+        <w:tc>
+          <w:tcPr>
+            <w:tcW w:type="dxa" w:w="1234"/>
+          </w:tcPr>
+          <w:p>
+            <w:r>
+              <w:rPr>
+                <w:sz w:val="20"/>
+              </w:rPr>
+            </w:r>
+            <w:r>
+              <w:rPr>
+                <w:sz w:val="20"/>
+              </w:rPr>
+              <w:t>UNECE / UN Sub-Committee</w:t>
+            </w:r>
+          </w:p>
+        </w:tc>
+        <w:tc>
+          <w:tcPr>
+            <w:tcW w:type="dxa" w:w="1234"/>
+          </w:tcPr>
+          <w:p>
+            <w:r>
+              <w:rPr>
+                <w:sz w:val="20"/>
+              </w:rPr>
+            </w:r>
+            <w:r>
+              <w:rPr>
+                <w:sz w:val="20"/>
+              </w:rPr>
+              <w:t>INTL</w:t>
+            </w:r>
+          </w:p>
+        </w:tc>
+        <w:tc>
+          <w:tcPr>
+            <w:tcW w:type="dxa" w:w="1234"/>
+          </w:tcPr>
+          <w:p>
+            <w:r>
+              <w:rPr>
+                <w:sz w:val="20"/>
+              </w:rPr>
+            </w:r>
+            <w:r>
+              <w:rPr>
+                <w:sz w:val="20"/>
+              </w:rPr>
+              <w:t>https://unece.org/sites/default/files/2025-06/UN-SCETDG-66-INF30e.pdf</w:t>
+            </w:r>
+          </w:p>
+        </w:tc>
+        <w:tc>
+          <w:tcPr>
+            <w:tcW w:type="dxa" w:w="1234"/>
+          </w:tcPr>
+          <w:p>
+            <w:r>
+              <w:rPr>
+                <w:sz w:val="20"/>
+              </w:rPr>
+            </w:r>
+            <w:r>
+              <w:rPr>
+                <w:sz w:val="20"/>
+              </w:rPr>
+              <w:t>2026-09-04</w:t>
+            </w:r>
+          </w:p>
+        </w:tc>
+        <w:tc>
+          <w:tcPr>
+            <w:tcW w:type="dxa" w:w="1234"/>
+          </w:tcPr>
+          <w:p>
+            <w:r>
+              <w:rPr>
+                <w:sz w:val="20"/>
+              </w:rPr>
+            </w:r>
+            <w:r>
+              <w:rPr>
+                <w:sz w:val="20"/>
+              </w:rPr>
+              <w:t>VERIFIED (primary)</w:t>
+            </w:r>
+          </w:p>
+        </w:tc>
+        <w:tc>
+          <w:tcPr>
+            <w:tcW w:type="dxa" w:w="1234"/>
+          </w:tcPr>
+          <w:p>
+            <w:r>
+              <w:rPr>
+                <w:sz w:val="20"/>
+              </w:rPr>
+            </w:r>
+            <w:r>
+              <w:rPr>
+                <w:sz w:val="20"/>
+              </w:rPr>
+              <w:t>Rev.8+Amd.1, UN38.3 T.1–T.8, sodium-ion</w:t>
+            </w:r>
+          </w:p>
+        </w:tc>
+      </w:tr>
+      <w:tr>
+        <w:tc>
+          <w:tcPr>
+            <w:tcW w:type="dxa" w:w="1234"/>
+          </w:tcPr>
+          <w:p>
+            <w:r>
+              <w:rPr>
+                <w:sz w:val="20"/>
+              </w:rPr>
+            </w:r>
+            <w:r>
+              <w:rPr>
+                <w:sz w:val="20"/>
+              </w:rPr>
+              <w:t>UN/SCETDG-64 INF.29 lithium-battery identification / 38.3 marking amendment</w:t>
+            </w:r>
+          </w:p>
+        </w:tc>
+        <w:tc>
+          <w:tcPr>
+            <w:tcW w:type="dxa" w:w="1234"/>
+          </w:tcPr>
+          <w:p>
+            <w:r>
+              <w:rPr>
+                <w:sz w:val="20"/>
+              </w:rPr>
+            </w:r>
+            <w:r>
+              <w:rPr>
+                <w:sz w:val="20"/>
+              </w:rPr>
+              <w:t>UNECE</w:t>
+            </w:r>
+          </w:p>
+        </w:tc>
+        <w:tc>
+          <w:tcPr>
+            <w:tcW w:type="dxa" w:w="1234"/>
+          </w:tcPr>
+          <w:p>
+            <w:r>
+              <w:rPr>
+                <w:sz w:val="20"/>
+              </w:rPr>
+            </w:r>
+            <w:r>
+              <w:rPr>
+                <w:sz w:val="20"/>
+              </w:rPr>
+              <w:t>INTL</w:t>
+            </w:r>
+          </w:p>
+        </w:tc>
+        <w:tc>
+          <w:tcPr>
+            <w:tcW w:type="dxa" w:w="1234"/>
+          </w:tcPr>
+          <w:p>
+            <w:r>
+              <w:rPr>
+                <w:sz w:val="20"/>
+              </w:rPr>
+            </w:r>
+            <w:r>
+              <w:rPr>
+                <w:sz w:val="20"/>
+              </w:rPr>
+              <w:t>https://www.unece.org/sites/default/files/2024-06/UN-SCETDG-64-INF29e.pdf</w:t>
+            </w:r>
+          </w:p>
+        </w:tc>
+        <w:tc>
+          <w:tcPr>
+            <w:tcW w:type="dxa" w:w="1234"/>
+          </w:tcPr>
+          <w:p>
+            <w:r>
+              <w:rPr>
+                <w:sz w:val="20"/>
+              </w:rPr>
+            </w:r>
+            <w:r>
+              <w:rPr>
+                <w:sz w:val="20"/>
+              </w:rPr>
+              <w:t>2026-09-04</w:t>
+            </w:r>
+          </w:p>
+        </w:tc>
+        <w:tc>
+          <w:tcPr>
+            <w:tcW w:type="dxa" w:w="1234"/>
+          </w:tcPr>
+          <w:p>
+            <w:r>
+              <w:rPr>
+                <w:sz w:val="20"/>
+              </w:rPr>
+            </w:r>
+            <w:r>
+              <w:rPr>
+                <w:sz w:val="20"/>
+              </w:rPr>
+              <w:t>VERIFIED (primary)</w:t>
+            </w:r>
+          </w:p>
+        </w:tc>
+        <w:tc>
+          <w:tcPr>
+            <w:tcW w:type="dxa" w:w="1234"/>
+          </w:tcPr>
+          <w:p>
+            <w:r>
+              <w:rPr>
+                <w:sz w:val="20"/>
+              </w:rPr>
+            </w:r>
+            <w:r>
+              <w:rPr>
+                <w:sz w:val="20"/>
+              </w:rPr>
+              <w:t>38.3 marking amendments</w:t>
+            </w:r>
+          </w:p>
+        </w:tc>
+      </w:tr>
+      <w:tr>
+        <w:tc>
+          <w:tcPr>
+            <w:tcW w:type="dxa" w:w="1234"/>
+          </w:tcPr>
+          <w:p>
+            <w:r>
+              <w:rPr>
+                <w:sz w:val="20"/>
+              </w:rPr>
+            </w:r>
+            <w:r>
+              <w:rPr>
+                <w:sz w:val="20"/>
+              </w:rPr>
+              <w:t>US 49 CFR §173.185 (incorporates UN38.3 by IBR)</w:t>
+            </w:r>
+          </w:p>
+        </w:tc>
+        <w:tc>
+          <w:tcPr>
+            <w:tcW w:type="dxa" w:w="1234"/>
+          </w:tcPr>
+          <w:p>
+            <w:r>
+              <w:rPr>
+                <w:sz w:val="20"/>
+              </w:rPr>
+            </w:r>
+            <w:r>
+              <w:rPr>
+                <w:sz w:val="20"/>
+              </w:rPr>
+              <w:t>US GovInfo (CFR)</w:t>
+            </w:r>
+          </w:p>
+        </w:tc>
+        <w:tc>
+          <w:tcPr>
+            <w:tcW w:type="dxa" w:w="1234"/>
+          </w:tcPr>
+          <w:p>
+            <w:r>
+              <w:rPr>
+                <w:sz w:val="20"/>
+              </w:rPr>
+            </w:r>
+            <w:r>
+              <w:rPr>
+                <w:sz w:val="20"/>
+              </w:rPr>
+              <w:t>US</w:t>
+            </w:r>
+          </w:p>
+        </w:tc>
+        <w:tc>
+          <w:tcPr>
+            <w:tcW w:type="dxa" w:w="1234"/>
+          </w:tcPr>
+          <w:p>
+            <w:r>
+              <w:rPr>
+                <w:sz w:val="20"/>
+              </w:rPr>
+            </w:r>
+            <w:r>
+              <w:rPr>
+                <w:sz w:val="20"/>
+              </w:rPr>
+              <w:t>https://www.govinfo.gov/content/pkg/CFR-2024-title49-vol2/xml/CFR-2024-title49-vol2-sec173-185.xml</w:t>
+            </w:r>
+          </w:p>
+        </w:tc>
+        <w:tc>
+          <w:tcPr>
+            <w:tcW w:type="dxa" w:w="1234"/>
+          </w:tcPr>
+          <w:p>
+            <w:r>
+              <w:rPr>
+                <w:sz w:val="20"/>
+              </w:rPr>
+            </w:r>
+            <w:r>
+              <w:rPr>
+                <w:sz w:val="20"/>
+              </w:rPr>
+              <w:t>2026-09-04</w:t>
+            </w:r>
+          </w:p>
+        </w:tc>
+        <w:tc>
+          <w:tcPr>
+            <w:tcW w:type="dxa" w:w="1234"/>
+          </w:tcPr>
+          <w:p>
+            <w:r>
+              <w:rPr>
+                <w:sz w:val="20"/>
+              </w:rPr>
+            </w:r>
+            <w:r>
+              <w:rPr>
+                <w:sz w:val="20"/>
+              </w:rPr>
+              <w:t>VERIFIED (primary)</w:t>
+            </w:r>
+          </w:p>
+        </w:tc>
+        <w:tc>
+          <w:tcPr>
+            <w:tcW w:type="dxa" w:w="1234"/>
+          </w:tcPr>
+          <w:p>
+            <w:r>
+              <w:rPr>
+                <w:sz w:val="20"/>
+              </w:rPr>
+            </w:r>
+            <w:r>
+              <w:rPr>
+                <w:sz w:val="20"/>
+              </w:rPr>
+              <w:t>UN3480/3481, statutory UN38.3 reference</w:t>
+            </w:r>
+          </w:p>
+        </w:tc>
+      </w:tr>
+      <w:tr>
+        <w:tc>
+          <w:tcPr>
+            <w:tcW w:type="dxa" w:w="1234"/>
+          </w:tcPr>
+          <w:p>
+            <w:r>
+              <w:rPr>
+                <w:sz w:val="20"/>
+              </w:rPr>
+            </w:r>
+            <w:r>
+              <w:rPr>
+                <w:sz w:val="20"/>
+              </w:rPr>
+              <w:t>IMDG 42-24 interpretation (MSC.556(108), effective date)</w:t>
             </w:r>
           </w:p>
         </w:tc>
@@ -1210,7 +1420,7 @@
               <w:rPr>
                 <w:sz w:val="20"/>
               </w:rPr>
-              <w:t>CROSS_CHECKED</w:t>
+              <w:t>CROSS_CHECKED (supporting)</w:t>
             </w:r>
           </w:p>
         </w:tc>
@@ -1228,7 +1438,7 @@
               <w:rPr>
                 <w:sz w:val="20"/>
               </w:rPr>
-              <w:t>UN3556-3558, UN3171 narrowing</w:t>
+              <w:t>Effective-date interpretation</w:t>
             </w:r>
           </w:p>
         </w:tc>
@@ -1248,7 +1458,7 @@
               <w:rPr>
                 <w:sz w:val="20"/>
               </w:rPr>
-              <w:t>UN3556 SP405 marking requirements</w:t>
+              <w:t>UN3556 SP405 marking interpretation</w:t>
             </w:r>
           </w:p>
         </w:tc>
@@ -1338,7 +1548,7 @@
               <w:rPr>
                 <w:sz w:val="20"/>
               </w:rPr>
-              <w:t>SINGLE_SOURCE</w:t>
+              <w:t>SINGLE_SOURCE (supporting)</w:t>
             </w:r>
           </w:p>
         </w:tc>
@@ -1356,263 +1566,7 @@
               <w:rPr>
                 <w:sz w:val="20"/>
               </w:rPr>
-              <w:t>SP405</w:t>
-            </w:r>
-          </w:p>
-        </w:tc>
-      </w:tr>
-      <w:tr>
-        <w:tc>
-          <w:tcPr>
-            <w:tcW w:type="dxa" w:w="1234"/>
-          </w:tcPr>
-          <w:p>
-            <w:r>
-              <w:rPr>
-                <w:sz w:val="20"/>
-              </w:rPr>
-            </w:r>
-            <w:r>
-              <w:rPr>
-                <w:sz w:val="20"/>
-              </w:rPr>
-              <w:t>UN38.3 eight tests and lithium-battery qualification</w:t>
-            </w:r>
-          </w:p>
-        </w:tc>
-        <w:tc>
-          <w:tcPr>
-            <w:tcW w:type="dxa" w:w="1234"/>
-          </w:tcPr>
-          <w:p>
-            <w:r>
-              <w:rPr>
-                <w:sz w:val="20"/>
-              </w:rPr>
-            </w:r>
-            <w:r>
-              <w:rPr>
-                <w:sz w:val="20"/>
-              </w:rPr>
-              <w:t>Sohu industry</w:t>
-            </w:r>
-          </w:p>
-        </w:tc>
-        <w:tc>
-          <w:tcPr>
-            <w:tcW w:type="dxa" w:w="1234"/>
-          </w:tcPr>
-          <w:p>
-            <w:r>
-              <w:rPr>
-                <w:sz w:val="20"/>
-              </w:rPr>
-            </w:r>
-            <w:r>
-              <w:rPr>
-                <w:sz w:val="20"/>
-              </w:rPr>
-              <w:t>INTL</w:t>
-            </w:r>
-          </w:p>
-        </w:tc>
-        <w:tc>
-          <w:tcPr>
-            <w:tcW w:type="dxa" w:w="1234"/>
-          </w:tcPr>
-          <w:p>
-            <w:r>
-              <w:rPr>
-                <w:sz w:val="20"/>
-              </w:rPr>
-            </w:r>
-            <w:r>
-              <w:rPr>
-                <w:sz w:val="20"/>
-              </w:rPr>
-              <w:t>https://m.sohu.com/a/1061511601_122947050/</w:t>
-            </w:r>
-          </w:p>
-        </w:tc>
-        <w:tc>
-          <w:tcPr>
-            <w:tcW w:type="dxa" w:w="1234"/>
-          </w:tcPr>
-          <w:p>
-            <w:r>
-              <w:rPr>
-                <w:sz w:val="20"/>
-              </w:rPr>
-            </w:r>
-            <w:r>
-              <w:rPr>
-                <w:sz w:val="20"/>
-              </w:rPr>
-              <w:t>2026-09-04</w:t>
-            </w:r>
-          </w:p>
-        </w:tc>
-        <w:tc>
-          <w:tcPr>
-            <w:tcW w:type="dxa" w:w="1234"/>
-          </w:tcPr>
-          <w:p>
-            <w:r>
-              <w:rPr>
-                <w:sz w:val="20"/>
-              </w:rPr>
-            </w:r>
-            <w:r>
-              <w:rPr>
-                <w:sz w:val="20"/>
-              </w:rPr>
-              <w:t>SINGLE_SOURCE</w:t>
-            </w:r>
-          </w:p>
-        </w:tc>
-        <w:tc>
-          <w:tcPr>
-            <w:tcW w:type="dxa" w:w="1234"/>
-          </w:tcPr>
-          <w:p>
-            <w:r>
-              <w:rPr>
-                <w:sz w:val="20"/>
-              </w:rPr>
-            </w:r>
-            <w:r>
-              <w:rPr>
-                <w:sz w:val="20"/>
-              </w:rPr>
-              <w:t>UN38.3 framework</w:t>
-            </w:r>
-          </w:p>
-        </w:tc>
-      </w:tr>
-      <w:tr>
-        <w:tc>
-          <w:tcPr>
-            <w:tcW w:type="dxa" w:w="1234"/>
-          </w:tcPr>
-          <w:p>
-            <w:r>
-              <w:rPr>
-                <w:sz w:val="20"/>
-              </w:rPr>
-            </w:r>
-            <w:r>
-              <w:rPr>
-                <w:sz w:val="20"/>
-              </w:rPr>
-              <w:t>Loose lithium battery UN3480/3481 and sodium numbering</w:t>
-            </w:r>
-          </w:p>
-        </w:tc>
-        <w:tc>
-          <w:tcPr>
-            <w:tcW w:type="dxa" w:w="1234"/>
-          </w:tcPr>
-          <w:p>
-            <w:r>
-              <w:rPr>
-                <w:sz w:val="20"/>
-              </w:rPr>
-            </w:r>
-            <w:r>
-              <w:rPr>
-                <w:sz w:val="20"/>
-              </w:rPr>
-              <w:t>11467 industry</w:t>
-            </w:r>
-          </w:p>
-        </w:tc>
-        <w:tc>
-          <w:tcPr>
-            <w:tcW w:type="dxa" w:w="1234"/>
-          </w:tcPr>
-          <w:p>
-            <w:r>
-              <w:rPr>
-                <w:sz w:val="20"/>
-              </w:rPr>
-            </w:r>
-            <w:r>
-              <w:rPr>
-                <w:sz w:val="20"/>
-              </w:rPr>
-              <w:t>INTL</w:t>
-            </w:r>
-          </w:p>
-        </w:tc>
-        <w:tc>
-          <w:tcPr>
-            <w:tcW w:type="dxa" w:w="1234"/>
-          </w:tcPr>
-          <w:p>
-            <w:r>
-              <w:rPr>
-                <w:sz w:val="20"/>
-              </w:rPr>
-            </w:r>
-            <w:r>
-              <w:rPr>
-                <w:sz w:val="20"/>
-              </w:rPr>
-              <w:t>https://m.11467.com/product/d49266269.htm</w:t>
-            </w:r>
-          </w:p>
-        </w:tc>
-        <w:tc>
-          <w:tcPr>
-            <w:tcW w:type="dxa" w:w="1234"/>
-          </w:tcPr>
-          <w:p>
-            <w:r>
-              <w:rPr>
-                <w:sz w:val="20"/>
-              </w:rPr>
-            </w:r>
-            <w:r>
-              <w:rPr>
-                <w:sz w:val="20"/>
-              </w:rPr>
-              <w:t>2026-09-04</w:t>
-            </w:r>
-          </w:p>
-        </w:tc>
-        <w:tc>
-          <w:tcPr>
-            <w:tcW w:type="dxa" w:w="1234"/>
-          </w:tcPr>
-          <w:p>
-            <w:r>
-              <w:rPr>
-                <w:sz w:val="20"/>
-              </w:rPr>
-            </w:r>
-            <w:r>
-              <w:rPr>
-                <w:sz w:val="20"/>
-              </w:rPr>
-              <w:t>SINGLE_SOURCE</w:t>
-            </w:r>
-          </w:p>
-        </w:tc>
-        <w:tc>
-          <w:tcPr>
-            <w:tcW w:type="dxa" w:w="1234"/>
-          </w:tcPr>
-          <w:p>
-            <w:r>
-              <w:rPr>
-                <w:sz w:val="20"/>
-              </w:rPr>
-            </w:r>
-            <w:r>
-              <w:rPr>
-                <w:sz w:val="20"/>
-              </w:rPr>
-              <w:t>3480/3481 distinction</w:t>
+              <w:t>SP405 marking</w:t>
             </w:r>
           </w:p>
         </w:tc>
@@ -1623,7 +1577,7 @@
         <w:rPr>
           <w:i/>
         </w:rPr>
-        <w:t>Confidence note: version/resolution/effective date VERIFIED via MSA; SP405, UN38.3 detail and loose-battery numbering are single-source; no unverified SOC number stated; English primary texts to be added.</w:t>
+        <w:t>Evidence note: core classification anchored to MSA (IMDG 42-24) and UNECE (Manual Rev.8+Amd.1, 49 CFR) primary sources; media/industry pages are supporting only and are not the primary evidence for UN numbers or UN38.3. Fixed SOC values remain blocked.</w:t>
       </w:r>
     </w:p>
     <w:p>
@@ -1642,10 +1596,10 @@
         <w:rPr>
           <w:b/>
         </w:rPr>
-        <w:t>Author / reviewer</w:t>
+        <w:t>Author</w:t>
       </w:r>
       <w:r>
-        <w:t>: [AutoBridge Export Sourcing Team](/authors/) · method per our [Editorial Policy](/editorial-policy/)</w:t>
+        <w:t>: AutoBridge Export Editorial Team · [Sourcing Team](/authors/) · method per our [Editorial Policy](/editorial-policy/)</w:t>
       </w:r>
     </w:p>
     <w:p>
@@ -1659,7 +1613,16 @@
         <w:t>Last reviewed</w:t>
       </w:r>
       <w:r>
-        <w:t>: 2026-09-04</w:t>
+        <w:t xml:space="preserve">: 2026-09-04 · </w:t>
+      </w:r>
+      <w:r>
+        <w:rPr>
+          <w:b/>
+        </w:rPr>
+        <w:t>Fact sheet version</w:t>
+      </w:r>
+      <w:r>
+        <w:t>: v1.2-2026-09-04</w:t>
       </w:r>
     </w:p>
     <w:p>
@@ -1673,7 +1636,7 @@
         <w:t>Reference market</w:t>
       </w:r>
       <w:r>
-        <w:t>: International IMDG with China MSA enforcement (carrier layer voyage-specific)</w:t>
+        <w:t>: International IMDG (42-24) with China enforcement date</w:t>
       </w:r>
     </w:p>
     <w:p>
@@ -1687,7 +1650,21 @@
         <w:t>Verification method</w:t>
       </w:r>
       <w:r>
-        <w:t>: Official MSA version anchor; current classification applied; fixed SOC withheld</w:t>
+        <w:t>: MSA + UNECE/UN Manual + 49 CFR primary sources; loose vs installed battery separated; no unsupported SOC number</w:t>
+      </w:r>
+    </w:p>
+    <w:p>
+      <w:pPr>
+        <w:pStyle w:val="ListBullet"/>
+      </w:pPr>
+      <w:r>
+        <w:rPr>
+          <w:b/>
+        </w:rPr>
+        <w:t>Transparency</w:t>
+      </w:r>
+      <w:r>
+        <w:t>: AI_ASSISTED=true · HUMAN_REVIEWED=false · evidence.first_hand=false · PUBLISH_APPROVED=false</w:t>
       </w:r>
     </w:p>
     <w:p>
@@ -1712,7 +1689,7 @@
         <w:t>Tags</w:t>
       </w:r>
       <w:r>
-        <w:t>: #IMDG4224 #UN3556 #UN3480 #UN383 #EVShipping</w:t>
+        <w:t>: #IMDG4224 #UN3556 #UN383 #EVShipping #DangerousGoods</w:t>
       </w:r>
     </w:p>
     <w:sectPr>

--- a/deliveries/2026-09-04/AutoBridge_Daily_2026-09-04/02_Procurement_Guides/GUIDE_20260904_08_Battery_Shipping_IMDG.docx
+++ b/deliveries/2026-09-04/AutoBridge_Daily_2026-09-04/02_Procurement_Guides/GUIDE_20260904_08_Battery_Shipping_IMDG.docx
@@ -4,7 +4,7 @@
   <w:body>
     <w:p>
       <w:pPr>
-        <w:pStyle w:val="Title"/>
+        <w:pStyle w:val="Heading1"/>
       </w:pPr>
       <w:r>
         <w:t>Shipping an Electric Vehicle by Sea Under IMDG 42-24: UN3556, UN3171 and the Spare-Battery Distinction</w:t>
@@ -12,7 +12,7 @@
     </w:p>
     <w:p>
       <w:pPr>
-        <w:pStyle w:val="Heading1"/>
+        <w:pStyle w:val="Heading2"/>
       </w:pPr>
       <w:r>
         <w:t>SEO Metadata</w:t>
@@ -146,7 +146,7 @@
     </w:p>
     <w:p>
       <w:pPr>
-        <w:pStyle w:val="Heading1"/>
+        <w:pStyle w:val="Heading2"/>
       </w:pPr>
       <w:r>
         <w:t>The Classification Changed — Old UN3171 Habits Are Now Wrong</w:t>
@@ -195,7 +195,7 @@
     </w:p>
     <w:p>
       <w:pPr>
-        <w:pStyle w:val="Heading1"/>
+        <w:pStyle w:val="Heading2"/>
       </w:pPr>
       <w:r>
         <w:t>Whole Vehicle (battery installed): UN3556 / UN3557 / UN3558</w:t>
@@ -318,7 +318,7 @@
     </w:p>
     <w:p>
       <w:pPr>
-        <w:pStyle w:val="Heading1"/>
+        <w:pStyle w:val="Heading2"/>
       </w:pPr>
       <w:r>
         <w:t>Spare / Loose Batteries Are a Different Entry</w:t>
@@ -373,7 +373,7 @@
     </w:p>
     <w:p>
       <w:pPr>
-        <w:pStyle w:val="Heading1"/>
+        <w:pStyle w:val="Heading2"/>
       </w:pPr>
       <w:r>
         <w:t>UN38.3 and the Manual of Tests and Criteria</w:t>
@@ -390,16 +390,7 @@
         <w:t>T.1–T.8 under Section 38.3</w:t>
       </w:r>
       <w:r>
-        <w:t xml:space="preserve"> of the UN </w:t>
-      </w:r>
-      <w:r>
-        <w:rPr>
-          <w:i/>
-        </w:rPr>
-        <w:t>Manual of Tests and Criteria</w:t>
-      </w:r>
-      <w:r>
-        <w:t xml:space="preserve">, current edition </w:t>
+        <w:t xml:space="preserve"> of the UN *Manual of Tests and Criteria*, current edition </w:t>
       </w:r>
       <w:r>
         <w:rPr>
@@ -422,7 +413,7 @@
     </w:p>
     <w:p>
       <w:pPr>
-        <w:pStyle w:val="Heading1"/>
+        <w:pStyle w:val="Heading2"/>
       </w:pPr>
       <w:r>
         <w:t>State of Charge and the Carrier Layer</w:t>
@@ -462,7 +453,7 @@
     </w:p>
     <w:p>
       <w:pPr>
-        <w:pStyle w:val="Heading1"/>
+        <w:pStyle w:val="Heading2"/>
       </w:pPr>
       <w:r>
         <w:t>Booking Checklist</w:t>
@@ -555,7 +546,7 @@
     </w:p>
     <w:p>
       <w:pPr>
-        <w:pStyle w:val="Heading1"/>
+        <w:pStyle w:val="Heading2"/>
       </w:pPr>
       <w:r>
         <w:t>Boundaries of This Guide</w:t>
@@ -587,7 +578,7 @@
     </w:p>
     <w:p>
       <w:pPr>
-        <w:pStyle w:val="Heading1"/>
+        <w:pStyle w:val="Heading2"/>
       </w:pPr>
       <w:r>
         <w:t>Frequently Asked Questions</w:t>
@@ -601,8 +592,10 @@
         <w:t>What UN number is a lithium-ion EV shipped with battery installed?</w:t>
       </w:r>
       <w:r>
-        <w:t xml:space="preserve"> UN3556 under IMDG Amendment 42-24 (lithium-metal UN3557, sodium-ion UN3558). </w:t>
+        <w:t xml:space="preserve"> UN3556 under IMDG Amendment 42-24 (lithium-metal UN3557, sodium-ion UN3558).</w:t>
       </w:r>
+    </w:p>
+    <w:p>
       <w:r>
         <w:rPr>
           <w:b/>
@@ -610,8 +603,10 @@
         <w:t>Can I still use UN3171?</w:t>
       </w:r>
       <w:r>
-        <w:t xml:space="preserve"> Only for the narrowed wet-battery / sodium-metal-or-alloy scope; not for mainstream lithium vehicles from 2026. </w:t>
+        <w:t xml:space="preserve"> Only for the narrowed wet-battery / sodium-metal-or-alloy scope; not for mainstream lithium vehicles from 2026.</w:t>
       </w:r>
+    </w:p>
+    <w:p>
       <w:r>
         <w:rPr>
           <w:b/>
@@ -619,8 +614,10 @@
         <w:t>What about a spare battery in the same container?</w:t>
       </w:r>
       <w:r>
-        <w:t xml:space="preserve"> Loose lithium-ion batteries use UN3480 (or UN3481 if packed with/contained in equipment), not UN3556. </w:t>
+        <w:t xml:space="preserve"> Loose lithium-ion batteries use UN3480 (or UN3481 if packed with/contained in equipment), not UN3556.</w:t>
       </w:r>
+    </w:p>
+    <w:p>
       <w:r>
         <w:rPr>
           <w:b/>
@@ -633,7 +630,255 @@
     </w:p>
     <w:p>
       <w:pPr>
-        <w:pStyle w:val="Heading1"/>
+        <w:pStyle w:val="Heading2"/>
+      </w:pPr>
+      <w:r>
+        <w:t>Image Record</w:t>
+      </w:r>
+    </w:p>
+    <w:p>
+      <w:pPr>
+        <w:pStyle w:val="ListBullet"/>
+      </w:pPr>
+      <w:r>
+        <w:t>IMAGE_ASSET_PATH: none secured in repository</w:t>
+      </w:r>
+    </w:p>
+    <w:p>
+      <w:pPr>
+        <w:pStyle w:val="ListBullet"/>
+      </w:pPr>
+      <w:r>
+        <w:t>ORIGINAL_IMAGE_URL: not captured</w:t>
+      </w:r>
+    </w:p>
+    <w:p>
+      <w:pPr>
+        <w:pStyle w:val="ListBullet"/>
+      </w:pPr>
+      <w:r>
+        <w:t>SOURCE_PAGE: not captured</w:t>
+      </w:r>
+    </w:p>
+    <w:p>
+      <w:pPr>
+        <w:pStyle w:val="ListBullet"/>
+      </w:pPr>
+      <w:r>
+        <w:t>RIGHTS_HOLDER: unconfirmed</w:t>
+      </w:r>
+    </w:p>
+    <w:p>
+      <w:pPr>
+        <w:pStyle w:val="ListBullet"/>
+      </w:pPr>
+      <w:r>
+        <w:t>LICENSE: none secured — no third-party image may be published until rights are cleared</w:t>
+      </w:r>
+    </w:p>
+    <w:p>
+      <w:pPr>
+        <w:pStyle w:val="ListBullet"/>
+      </w:pPr>
+      <w:r>
+        <w:t>CHECKED_DATE: 2026-09-05</w:t>
+      </w:r>
+    </w:p>
+    <w:p>
+      <w:pPr>
+        <w:pStyle w:val="ListBullet"/>
+      </w:pPr>
+      <w:r>
+        <w:t>MODEL_TOPIC_MATCH: must match the exact model/version (or the guide topic) and reference market above</w:t>
+      </w:r>
+    </w:p>
+    <w:p>
+      <w:pPr>
+        <w:pStyle w:val="ListBullet"/>
+      </w:pPr>
+      <w:r>
+        <w:t>IMAGE_RIGHTS_STATUS: FAIL (no licensed asset captured; a placeholder or “retain old image” note is not accepted)</w:t>
+      </w:r>
+    </w:p>
+    <w:p>
+      <w:pPr>
+        <w:pStyle w:val="ListBullet"/>
+      </w:pPr>
+      <w:r>
+        <w:t>ALT by language:</w:t>
+      </w:r>
+    </w:p>
+    <w:p>
+      <w:pPr>
+        <w:pStyle w:val="ListBullet"/>
+      </w:pPr>
+      <w:r>
+        <w:rPr>
+          <w:b/>
+        </w:rPr>
+        <w:t>EN</w:t>
+      </w:r>
+      <w:r>
+        <w:t>: AutoBridge export-buyer reference — EV shipping under IMDG 42-24 UN3556, vehicle-export procurement guide</w:t>
+      </w:r>
+    </w:p>
+    <w:p>
+      <w:pPr>
+        <w:pStyle w:val="ListBullet"/>
+      </w:pPr>
+      <w:r>
+        <w:rPr>
+          <w:b/>
+        </w:rPr>
+        <w:t>FR</w:t>
+      </w:r>
+      <w:r>
+        <w:t>: Référence AutoBridge pour acheteurs export — EV shipping under IMDG 42-24 UN3556, guide d’achat à l’export automobile</w:t>
+      </w:r>
+    </w:p>
+    <w:p>
+      <w:pPr>
+        <w:pStyle w:val="ListBullet"/>
+      </w:pPr>
+      <w:r>
+        <w:rPr>
+          <w:b/>
+        </w:rPr>
+        <w:t>DE</w:t>
+      </w:r>
+      <w:r>
+        <w:t>: AutoBridge-Referenz für Exportkäufer — EV shipping under IMDG 42-24 UN3556, Leitfaden für Fahrzeugexport-Einkauf</w:t>
+      </w:r>
+    </w:p>
+    <w:p>
+      <w:pPr>
+        <w:pStyle w:val="ListBullet"/>
+      </w:pPr>
+      <w:r>
+        <w:rPr>
+          <w:b/>
+        </w:rPr>
+        <w:t>ES</w:t>
+      </w:r>
+      <w:r>
+        <w:t>: Referencia AutoBridge para compradores de exportación — EV shipping under IMDG 42-24 UN3556, guía de compras para exportación de vehículos</w:t>
+      </w:r>
+    </w:p>
+    <w:p>
+      <w:pPr>
+        <w:pStyle w:val="ListBullet"/>
+      </w:pPr>
+      <w:r>
+        <w:rPr>
+          <w:b/>
+        </w:rPr>
+        <w:t>PT</w:t>
+      </w:r>
+      <w:r>
+        <w:t>: Referência AutoBridge para compradores de exportação — EV shipping under IMDG 42-24 UN3556, guia de compras para exportação de veículos</w:t>
+      </w:r>
+    </w:p>
+    <w:p>
+      <w:pPr>
+        <w:pStyle w:val="ListBullet"/>
+      </w:pPr>
+      <w:r>
+        <w:rPr>
+          <w:b/>
+        </w:rPr>
+        <w:t>JA</w:t>
+      </w:r>
+      <w:r>
+        <w:t>: AutoBridge 輸出バイヤー向けリファレンス｜EV shipping under IMDG 42-24 UN3556, 自動車輸出 調達ガイド</w:t>
+      </w:r>
+    </w:p>
+    <w:p>
+      <w:pPr>
+        <w:pStyle w:val="ListBullet"/>
+      </w:pPr>
+      <w:r>
+        <w:rPr>
+          <w:b/>
+        </w:rPr>
+        <w:t>KO</w:t>
+      </w:r>
+      <w:r>
+        <w:t>: AutoBridge 수출 바이어 참고 자료｜EV shipping under IMDG 42-24 UN3556, 자동차 수출 조달 가이드</w:t>
+      </w:r>
+    </w:p>
+    <w:p>
+      <w:pPr>
+        <w:pStyle w:val="ListBullet"/>
+      </w:pPr>
+      <w:r>
+        <w:rPr>
+          <w:b/>
+        </w:rPr>
+        <w:t>VI</w:t>
+      </w:r>
+      <w:r>
+        <w:t>: Tài liệu tham khảo AutoBridge cho người mua xuất khẩu — EV shipping under IMDG 42-24 UN3556, hướng dẫn thu mua xuất khẩu xe</w:t>
+      </w:r>
+    </w:p>
+    <w:p>
+      <w:pPr>
+        <w:pStyle w:val="ListBullet"/>
+      </w:pPr>
+      <w:r>
+        <w:rPr>
+          <w:b/>
+        </w:rPr>
+        <w:t>TH</w:t>
+      </w:r>
+      <w:r>
+        <w:t>: เอกสารอ้างอิง AutoBridge สำหรับผู้ซื้อเพื่อการส่งออก — EV shipping under IMDG 42-24 UN3556, คู่มือจัดซื้อเพื่อการส่งออกยานยนต์</w:t>
+      </w:r>
+    </w:p>
+    <w:p>
+      <w:pPr>
+        <w:pStyle w:val="ListBullet"/>
+      </w:pPr>
+      <w:r>
+        <w:rPr>
+          <w:b/>
+        </w:rPr>
+        <w:t>ID</w:t>
+      </w:r>
+      <w:r>
+        <w:t>: Referensi AutoBridge untuk pembeli ekspor — EV shipping under IMDG 42-24 UN3556, panduan pengadaan ekspor kendaraan</w:t>
+      </w:r>
+    </w:p>
+    <w:p>
+      <w:pPr>
+        <w:pStyle w:val="ListBullet"/>
+      </w:pPr>
+      <w:r>
+        <w:rPr>
+          <w:b/>
+        </w:rPr>
+        <w:t>AR</w:t>
+      </w:r>
+      <w:r>
+        <w:t>: مرجع AutoBridge لمشتري التصدير — EV shipping under IMDG 42-24 UN3556, دليل مشتريات تصدير المركبات</w:t>
+      </w:r>
+    </w:p>
+    <w:p>
+      <w:pPr>
+        <w:pStyle w:val="ListBullet"/>
+      </w:pPr>
+      <w:r>
+        <w:rPr>
+          <w:b/>
+        </w:rPr>
+        <w:t>ZH</w:t>
+      </w:r>
+      <w:r>
+        <w:t>: AutoBridge 出口采购参考｜EV shipping under IMDG 42-24 UN3556, 汽车出口采购指南</w:t>
+      </w:r>
+    </w:p>
+    <w:p>
+      <w:pPr>
+        <w:pStyle w:val="Heading2"/>
       </w:pPr>
       <w:r>
         <w:t>Sources &amp; Verification</w:t>
@@ -641,7 +886,7 @@
     </w:p>
     <w:tbl>
       <w:tblPr>
-        <w:tblStyle w:val="TableGrid"/>
+        <w:tblStyle w:val="LightGrid-Accent1"/>
         <w:tblW w:type="auto" w:w="0"/>
         <w:tblLook w:firstColumn="1" w:firstRow="1" w:lastColumn="0" w:lastRow="0" w:noHBand="0" w:noVBand="1" w:val="04A0"/>
       </w:tblPr>
@@ -658,20 +903,9 @@
         <w:tc>
           <w:tcPr>
             <w:tcW w:type="dxa" w:w="1234"/>
-            <w:shd w:val="clear" w:fill="EAF0F6"/>
           </w:tcPr>
           <w:p>
             <w:r>
-              <w:rPr>
-                <w:b/>
-                <w:sz w:val="20"/>
-              </w:rPr>
-            </w:r>
-            <w:r>
-              <w:rPr>
-                <w:b/>
-                <w:sz w:val="20"/>
-              </w:rPr>
               <w:t>Source title</w:t>
             </w:r>
           </w:p>
@@ -679,20 +913,9 @@
         <w:tc>
           <w:tcPr>
             <w:tcW w:type="dxa" w:w="1234"/>
-            <w:shd w:val="clear" w:fill="EAF0F6"/>
           </w:tcPr>
           <w:p>
             <w:r>
-              <w:rPr>
-                <w:b/>
-                <w:sz w:val="20"/>
-              </w:rPr>
-            </w:r>
-            <w:r>
-              <w:rPr>
-                <w:b/>
-                <w:sz w:val="20"/>
-              </w:rPr>
               <w:t>Organization</w:t>
             </w:r>
           </w:p>
@@ -700,20 +923,9 @@
         <w:tc>
           <w:tcPr>
             <w:tcW w:type="dxa" w:w="1234"/>
-            <w:shd w:val="clear" w:fill="EAF0F6"/>
           </w:tcPr>
           <w:p>
             <w:r>
-              <w:rPr>
-                <w:b/>
-                <w:sz w:val="20"/>
-              </w:rPr>
-            </w:r>
-            <w:r>
-              <w:rPr>
-                <w:b/>
-                <w:sz w:val="20"/>
-              </w:rPr>
               <w:t>Market</w:t>
             </w:r>
           </w:p>
@@ -721,20 +933,9 @@
         <w:tc>
           <w:tcPr>
             <w:tcW w:type="dxa" w:w="1234"/>
-            <w:shd w:val="clear" w:fill="EAF0F6"/>
           </w:tcPr>
           <w:p>
             <w:r>
-              <w:rPr>
-                <w:b/>
-                <w:sz w:val="20"/>
-              </w:rPr>
-            </w:r>
-            <w:r>
-              <w:rPr>
-                <w:b/>
-                <w:sz w:val="20"/>
-              </w:rPr>
               <w:t>URL</w:t>
             </w:r>
           </w:p>
@@ -742,20 +943,9 @@
         <w:tc>
           <w:tcPr>
             <w:tcW w:type="dxa" w:w="1234"/>
-            <w:shd w:val="clear" w:fill="EAF0F6"/>
           </w:tcPr>
           <w:p>
             <w:r>
-              <w:rPr>
-                <w:b/>
-                <w:sz w:val="20"/>
-              </w:rPr>
-            </w:r>
-            <w:r>
-              <w:rPr>
-                <w:b/>
-                <w:sz w:val="20"/>
-              </w:rPr>
               <w:t>Checked</w:t>
             </w:r>
           </w:p>
@@ -763,20 +953,9 @@
         <w:tc>
           <w:tcPr>
             <w:tcW w:type="dxa" w:w="1234"/>
-            <w:shd w:val="clear" w:fill="EAF0F6"/>
           </w:tcPr>
           <w:p>
             <w:r>
-              <w:rPr>
-                <w:b/>
-                <w:sz w:val="20"/>
-              </w:rPr>
-            </w:r>
-            <w:r>
-              <w:rPr>
-                <w:b/>
-                <w:sz w:val="20"/>
-              </w:rPr>
               <w:t>Confidence</w:t>
             </w:r>
           </w:p>
@@ -784,20 +963,9 @@
         <w:tc>
           <w:tcPr>
             <w:tcW w:type="dxa" w:w="1234"/>
-            <w:shd w:val="clear" w:fill="EAF0F6"/>
           </w:tcPr>
           <w:p>
             <w:r>
-              <w:rPr>
-                <w:b/>
-                <w:sz w:val="20"/>
-              </w:rPr>
-            </w:r>
-            <w:r>
-              <w:rPr>
-                <w:b/>
-                <w:sz w:val="20"/>
-              </w:rPr>
               <w:t>Supported facts</w:t>
             </w:r>
           </w:p>
@@ -810,14 +978,6 @@
           </w:tcPr>
           <w:p>
             <w:r>
-              <w:rPr>
-                <w:sz w:val="20"/>
-              </w:rPr>
-            </w:r>
-            <w:r>
-              <w:rPr>
-                <w:sz w:val="20"/>
-              </w:rPr>
               <w:t>IMDG Code Amendment 42-24 official Chinese text PDF</w:t>
             </w:r>
           </w:p>
@@ -828,14 +988,6 @@
           </w:tcPr>
           <w:p>
             <w:r>
-              <w:rPr>
-                <w:sz w:val="20"/>
-              </w:rPr>
-            </w:r>
-            <w:r>
-              <w:rPr>
-                <w:sz w:val="20"/>
-              </w:rPr>
               <w:t>China Maritime Safety Administration</w:t>
             </w:r>
           </w:p>
@@ -846,14 +998,6 @@
           </w:tcPr>
           <w:p>
             <w:r>
-              <w:rPr>
-                <w:sz w:val="20"/>
-              </w:rPr>
-            </w:r>
-            <w:r>
-              <w:rPr>
-                <w:sz w:val="20"/>
-              </w:rPr>
               <w:t>INTL/CN enforcement</w:t>
             </w:r>
           </w:p>
@@ -864,14 +1008,6 @@
           </w:tcPr>
           <w:p>
             <w:r>
-              <w:rPr>
-                <w:sz w:val="20"/>
-              </w:rPr>
-            </w:r>
-            <w:r>
-              <w:rPr>
-                <w:sz w:val="20"/>
-              </w:rPr>
               <w:t>https://www.msa.gov.cn/public/documents/document/mdiw/mjqw/~edisp/20251201020240683.pdf</w:t>
             </w:r>
           </w:p>
@@ -882,14 +1018,6 @@
           </w:tcPr>
           <w:p>
             <w:r>
-              <w:rPr>
-                <w:sz w:val="20"/>
-              </w:rPr>
-            </w:r>
-            <w:r>
-              <w:rPr>
-                <w:sz w:val="20"/>
-              </w:rPr>
               <w:t>2026-09-04</w:t>
             </w:r>
           </w:p>
@@ -900,14 +1028,6 @@
           </w:tcPr>
           <w:p>
             <w:r>
-              <w:rPr>
-                <w:sz w:val="20"/>
-              </w:rPr>
-            </w:r>
-            <w:r>
-              <w:rPr>
-                <w:sz w:val="20"/>
-              </w:rPr>
               <w:t>VERIFIED (primary)</w:t>
             </w:r>
           </w:p>
@@ -918,14 +1038,6 @@
           </w:tcPr>
           <w:p>
             <w:r>
-              <w:rPr>
-                <w:sz w:val="20"/>
-              </w:rPr>
-            </w:r>
-            <w:r>
-              <w:rPr>
-                <w:sz w:val="20"/>
-              </w:rPr>
               <w:t>42-24, MSC.556(108), 2026-01-01, UN3556-3558, P912, Class 9</w:t>
             </w:r>
           </w:p>
@@ -938,14 +1050,6 @@
           </w:tcPr>
           <w:p>
             <w:r>
-              <w:rPr>
-                <w:sz w:val="20"/>
-              </w:rPr>
-            </w:r>
-            <w:r>
-              <w:rPr>
-                <w:sz w:val="20"/>
-              </w:rPr>
               <w:t>UN Manual of Tests and Criteria (Rev.8 + Amendment 1), Section 38.3 (SCETDG-66 INF.30)</w:t>
             </w:r>
           </w:p>
@@ -956,14 +1060,6 @@
           </w:tcPr>
           <w:p>
             <w:r>
-              <w:rPr>
-                <w:sz w:val="20"/>
-              </w:rPr>
-            </w:r>
-            <w:r>
-              <w:rPr>
-                <w:sz w:val="20"/>
-              </w:rPr>
               <w:t>UNECE / UN Sub-Committee</w:t>
             </w:r>
           </w:p>
@@ -974,14 +1070,6 @@
           </w:tcPr>
           <w:p>
             <w:r>
-              <w:rPr>
-                <w:sz w:val="20"/>
-              </w:rPr>
-            </w:r>
-            <w:r>
-              <w:rPr>
-                <w:sz w:val="20"/>
-              </w:rPr>
               <w:t>INTL</w:t>
             </w:r>
           </w:p>
@@ -992,14 +1080,6 @@
           </w:tcPr>
           <w:p>
             <w:r>
-              <w:rPr>
-                <w:sz w:val="20"/>
-              </w:rPr>
-            </w:r>
-            <w:r>
-              <w:rPr>
-                <w:sz w:val="20"/>
-              </w:rPr>
               <w:t>https://unece.org/sites/default/files/2025-06/UN-SCETDG-66-INF30e.pdf</w:t>
             </w:r>
           </w:p>
@@ -1010,14 +1090,6 @@
           </w:tcPr>
           <w:p>
             <w:r>
-              <w:rPr>
-                <w:sz w:val="20"/>
-              </w:rPr>
-            </w:r>
-            <w:r>
-              <w:rPr>
-                <w:sz w:val="20"/>
-              </w:rPr>
               <w:t>2026-09-04</w:t>
             </w:r>
           </w:p>
@@ -1028,14 +1100,6 @@
           </w:tcPr>
           <w:p>
             <w:r>
-              <w:rPr>
-                <w:sz w:val="20"/>
-              </w:rPr>
-            </w:r>
-            <w:r>
-              <w:rPr>
-                <w:sz w:val="20"/>
-              </w:rPr>
               <w:t>VERIFIED (primary)</w:t>
             </w:r>
           </w:p>
@@ -1046,14 +1110,6 @@
           </w:tcPr>
           <w:p>
             <w:r>
-              <w:rPr>
-                <w:sz w:val="20"/>
-              </w:rPr>
-            </w:r>
-            <w:r>
-              <w:rPr>
-                <w:sz w:val="20"/>
-              </w:rPr>
               <w:t>Rev.8+Amd.1, UN38.3 T.1–T.8, sodium-ion</w:t>
             </w:r>
           </w:p>
@@ -1066,14 +1122,6 @@
           </w:tcPr>
           <w:p>
             <w:r>
-              <w:rPr>
-                <w:sz w:val="20"/>
-              </w:rPr>
-            </w:r>
-            <w:r>
-              <w:rPr>
-                <w:sz w:val="20"/>
-              </w:rPr>
               <w:t>UN/SCETDG-64 INF.29 lithium-battery identification / 38.3 marking amendment</w:t>
             </w:r>
           </w:p>
@@ -1084,14 +1132,6 @@
           </w:tcPr>
           <w:p>
             <w:r>
-              <w:rPr>
-                <w:sz w:val="20"/>
-              </w:rPr>
-            </w:r>
-            <w:r>
-              <w:rPr>
-                <w:sz w:val="20"/>
-              </w:rPr>
               <w:t>UNECE</w:t>
             </w:r>
           </w:p>
@@ -1102,14 +1142,6 @@
           </w:tcPr>
           <w:p>
             <w:r>
-              <w:rPr>
-                <w:sz w:val="20"/>
-              </w:rPr>
-            </w:r>
-            <w:r>
-              <w:rPr>
-                <w:sz w:val="20"/>
-              </w:rPr>
               <w:t>INTL</w:t>
             </w:r>
           </w:p>
@@ -1120,14 +1152,6 @@
           </w:tcPr>
           <w:p>
             <w:r>
-              <w:rPr>
-                <w:sz w:val="20"/>
-              </w:rPr>
-            </w:r>
-            <w:r>
-              <w:rPr>
-                <w:sz w:val="20"/>
-              </w:rPr>
               <w:t>https://www.unece.org/sites/default/files/2024-06/UN-SCETDG-64-INF29e.pdf</w:t>
             </w:r>
           </w:p>
@@ -1138,14 +1162,6 @@
           </w:tcPr>
           <w:p>
             <w:r>
-              <w:rPr>
-                <w:sz w:val="20"/>
-              </w:rPr>
-            </w:r>
-            <w:r>
-              <w:rPr>
-                <w:sz w:val="20"/>
-              </w:rPr>
               <w:t>2026-09-04</w:t>
             </w:r>
           </w:p>
@@ -1156,14 +1172,6 @@
           </w:tcPr>
           <w:p>
             <w:r>
-              <w:rPr>
-                <w:sz w:val="20"/>
-              </w:rPr>
-            </w:r>
-            <w:r>
-              <w:rPr>
-                <w:sz w:val="20"/>
-              </w:rPr>
               <w:t>VERIFIED (primary)</w:t>
             </w:r>
           </w:p>
@@ -1174,14 +1182,6 @@
           </w:tcPr>
           <w:p>
             <w:r>
-              <w:rPr>
-                <w:sz w:val="20"/>
-              </w:rPr>
-            </w:r>
-            <w:r>
-              <w:rPr>
-                <w:sz w:val="20"/>
-              </w:rPr>
               <w:t>38.3 marking amendments</w:t>
             </w:r>
           </w:p>
@@ -1194,14 +1194,6 @@
           </w:tcPr>
           <w:p>
             <w:r>
-              <w:rPr>
-                <w:sz w:val="20"/>
-              </w:rPr>
-            </w:r>
-            <w:r>
-              <w:rPr>
-                <w:sz w:val="20"/>
-              </w:rPr>
               <w:t>US 49 CFR §173.185 (incorporates UN38.3 by IBR)</w:t>
             </w:r>
           </w:p>
@@ -1212,14 +1204,6 @@
           </w:tcPr>
           <w:p>
             <w:r>
-              <w:rPr>
-                <w:sz w:val="20"/>
-              </w:rPr>
-            </w:r>
-            <w:r>
-              <w:rPr>
-                <w:sz w:val="20"/>
-              </w:rPr>
               <w:t>US GovInfo (CFR)</w:t>
             </w:r>
           </w:p>
@@ -1230,14 +1214,6 @@
           </w:tcPr>
           <w:p>
             <w:r>
-              <w:rPr>
-                <w:sz w:val="20"/>
-              </w:rPr>
-            </w:r>
-            <w:r>
-              <w:rPr>
-                <w:sz w:val="20"/>
-              </w:rPr>
               <w:t>US</w:t>
             </w:r>
           </w:p>
@@ -1248,14 +1224,6 @@
           </w:tcPr>
           <w:p>
             <w:r>
-              <w:rPr>
-                <w:sz w:val="20"/>
-              </w:rPr>
-            </w:r>
-            <w:r>
-              <w:rPr>
-                <w:sz w:val="20"/>
-              </w:rPr>
               <w:t>https://www.govinfo.gov/content/pkg/CFR-2024-title49-vol2/xml/CFR-2024-title49-vol2-sec173-185.xml</w:t>
             </w:r>
           </w:p>
@@ -1266,14 +1234,6 @@
           </w:tcPr>
           <w:p>
             <w:r>
-              <w:rPr>
-                <w:sz w:val="20"/>
-              </w:rPr>
-            </w:r>
-            <w:r>
-              <w:rPr>
-                <w:sz w:val="20"/>
-              </w:rPr>
               <w:t>2026-09-04</w:t>
             </w:r>
           </w:p>
@@ -1284,14 +1244,6 @@
           </w:tcPr>
           <w:p>
             <w:r>
-              <w:rPr>
-                <w:sz w:val="20"/>
-              </w:rPr>
-            </w:r>
-            <w:r>
-              <w:rPr>
-                <w:sz w:val="20"/>
-              </w:rPr>
               <w:t>VERIFIED (primary)</w:t>
             </w:r>
           </w:p>
@@ -1302,14 +1254,6 @@
           </w:tcPr>
           <w:p>
             <w:r>
-              <w:rPr>
-                <w:sz w:val="20"/>
-              </w:rPr>
-            </w:r>
-            <w:r>
-              <w:rPr>
-                <w:sz w:val="20"/>
-              </w:rPr>
               <w:t>UN3480/3481, statutory UN38.3 reference</w:t>
             </w:r>
           </w:p>
@@ -1322,14 +1266,6 @@
           </w:tcPr>
           <w:p>
             <w:r>
-              <w:rPr>
-                <w:sz w:val="20"/>
-              </w:rPr>
-            </w:r>
-            <w:r>
-              <w:rPr>
-                <w:sz w:val="20"/>
-              </w:rPr>
               <w:t>IMDG 42-24 interpretation (MSC.556(108), effective date)</w:t>
             </w:r>
           </w:p>
@@ -1340,14 +1276,6 @@
           </w:tcPr>
           <w:p>
             <w:r>
-              <w:rPr>
-                <w:sz w:val="20"/>
-              </w:rPr>
-            </w:r>
-            <w:r>
-              <w:rPr>
-                <w:sz w:val="20"/>
-              </w:rPr>
               <w:t>China Maritime (repost)</w:t>
             </w:r>
           </w:p>
@@ -1358,14 +1286,6 @@
           </w:tcPr>
           <w:p>
             <w:r>
-              <w:rPr>
-                <w:sz w:val="20"/>
-              </w:rPr>
-            </w:r>
-            <w:r>
-              <w:rPr>
-                <w:sz w:val="20"/>
-              </w:rPr>
               <w:t>INTL/CN</w:t>
             </w:r>
           </w:p>
@@ -1376,14 +1296,6 @@
           </w:tcPr>
           <w:p>
             <w:r>
-              <w:rPr>
-                <w:sz w:val="20"/>
-              </w:rPr>
-            </w:r>
-            <w:r>
-              <w:rPr>
-                <w:sz w:val="20"/>
-              </w:rPr>
               <w:t>http://m.toutiao.com/group/7585883173825921546/</w:t>
             </w:r>
           </w:p>
@@ -1394,14 +1306,6 @@
           </w:tcPr>
           <w:p>
             <w:r>
-              <w:rPr>
-                <w:sz w:val="20"/>
-              </w:rPr>
-            </w:r>
-            <w:r>
-              <w:rPr>
-                <w:sz w:val="20"/>
-              </w:rPr>
               <w:t>2026-09-04</w:t>
             </w:r>
           </w:p>
@@ -1412,14 +1316,6 @@
           </w:tcPr>
           <w:p>
             <w:r>
-              <w:rPr>
-                <w:sz w:val="20"/>
-              </w:rPr>
-            </w:r>
-            <w:r>
-              <w:rPr>
-                <w:sz w:val="20"/>
-              </w:rPr>
               <w:t>CROSS_CHECKED (supporting)</w:t>
             </w:r>
           </w:p>
@@ -1430,14 +1326,6 @@
           </w:tcPr>
           <w:p>
             <w:r>
-              <w:rPr>
-                <w:sz w:val="20"/>
-              </w:rPr>
-            </w:r>
-            <w:r>
-              <w:rPr>
-                <w:sz w:val="20"/>
-              </w:rPr>
               <w:t>Effective-date interpretation</w:t>
             </w:r>
           </w:p>
@@ -1450,14 +1338,6 @@
           </w:tcPr>
           <w:p>
             <w:r>
-              <w:rPr>
-                <w:sz w:val="20"/>
-              </w:rPr>
-            </w:r>
-            <w:r>
-              <w:rPr>
-                <w:sz w:val="20"/>
-              </w:rPr>
               <w:t>UN3556 SP405 marking interpretation</w:t>
             </w:r>
           </w:p>
@@ -1468,14 +1348,6 @@
           </w:tcPr>
           <w:p>
             <w:r>
-              <w:rPr>
-                <w:sz w:val="20"/>
-              </w:rPr>
-            </w:r>
-            <w:r>
-              <w:rPr>
-                <w:sz w:val="20"/>
-              </w:rPr>
               <w:t>Jiupai news (repost)</w:t>
             </w:r>
           </w:p>
@@ -1486,14 +1358,6 @@
           </w:tcPr>
           <w:p>
             <w:r>
-              <w:rPr>
-                <w:sz w:val="20"/>
-              </w:rPr>
-            </w:r>
-            <w:r>
-              <w:rPr>
-                <w:sz w:val="20"/>
-              </w:rPr>
               <w:t>INTL</w:t>
             </w:r>
           </w:p>
@@ -1504,14 +1368,6 @@
           </w:tcPr>
           <w:p>
             <w:r>
-              <w:rPr>
-                <w:sz w:val="20"/>
-              </w:rPr>
-            </w:r>
-            <w:r>
-              <w:rPr>
-                <w:sz w:val="20"/>
-              </w:rPr>
               <w:t>http://m.toutiao.com/group/7598735209990734370/</w:t>
             </w:r>
           </w:p>
@@ -1522,14 +1378,6 @@
           </w:tcPr>
           <w:p>
             <w:r>
-              <w:rPr>
-                <w:sz w:val="20"/>
-              </w:rPr>
-            </w:r>
-            <w:r>
-              <w:rPr>
-                <w:sz w:val="20"/>
-              </w:rPr>
               <w:t>2026-09-04</w:t>
             </w:r>
           </w:p>
@@ -1540,14 +1388,6 @@
           </w:tcPr>
           <w:p>
             <w:r>
-              <w:rPr>
-                <w:sz w:val="20"/>
-              </w:rPr>
-            </w:r>
-            <w:r>
-              <w:rPr>
-                <w:sz w:val="20"/>
-              </w:rPr>
               <w:t>SINGLE_SOURCE (supporting)</w:t>
             </w:r>
           </w:p>
@@ -1558,31 +1398,21 @@
           </w:tcPr>
           <w:p>
             <w:r>
-              <w:rPr>
-                <w:sz w:val="20"/>
-              </w:rPr>
-            </w:r>
-            <w:r>
-              <w:rPr>
-                <w:sz w:val="20"/>
-              </w:rPr>
               <w:t>SP405 marking</w:t>
             </w:r>
           </w:p>
         </w:tc>
       </w:tr>
     </w:tbl>
+    <w:p/>
     <w:p>
       <w:r>
-        <w:rPr>
-          <w:i/>
-        </w:rPr>
-        <w:t>Evidence note: core classification anchored to MSA (IMDG 42-24) and UNECE (Manual Rev.8+Amd.1, 49 CFR) primary sources; media/industry pages are supporting only and are not the primary evidence for UN numbers or UN38.3. Fixed SOC values remain blocked.</w:t>
+        <w:t>*Evidence note: core classification anchored to MSA (IMDG 42-24) and UNECE (Manual Rev.8+Amd.1, 49 CFR) primary sources; media/industry pages are supporting only and are not the primary evidence for UN numbers or UN38.3. Fixed SOC values remain blocked.*</w:t>
       </w:r>
     </w:p>
     <w:p>
       <w:pPr>
-        <w:pStyle w:val="Heading1"/>
+        <w:pStyle w:val="Heading2"/>
       </w:pPr>
       <w:r>
         <w:t>Editorial Review</w:t>
@@ -2066,8 +1896,8 @@
     <w:qFormat/>
     <w:rsid w:val="00FC693F"/>
     <w:rPr>
-      <w:rFonts w:ascii="Calibri" w:hAnsi="Calibri" w:eastAsia="Calibri"/>
-      <w:sz w:val="22"/>
+      <w:rFonts w:ascii="Calibri" w:hAnsi="Calibri"/>
+      <w:sz w:val="21"/>
     </w:rPr>
   </w:style>
   <w:style w:type="paragraph" w:styleId="Header">
@@ -2129,11 +1959,11 @@
       <w:outlineLvl w:val="0"/>
     </w:pPr>
     <w:rPr>
-      <w:rFonts w:asciiTheme="majorHAnsi" w:eastAsiaTheme="majorEastAsia" w:hAnsiTheme="majorHAnsi" w:cstheme="majorBidi" w:ascii="Calibri" w:hAnsi="Calibri"/>
+      <w:rFonts w:asciiTheme="majorHAnsi" w:eastAsiaTheme="majorEastAsia" w:hAnsiTheme="majorHAnsi" w:cstheme="majorBidi"/>
       <w:b/>
       <w:bCs/>
-      <w:color w:val="1F2A37"/>
-      <w:sz w:val="40"/>
+      <w:color w:val="365F91" w:themeColor="accent1" w:themeShade="BF"/>
+      <w:sz w:val="28"/>
       <w:szCs w:val="28"/>
     </w:rPr>
   </w:style>
@@ -2153,11 +1983,11 @@
       <w:outlineLvl w:val="1"/>
     </w:pPr>
     <w:rPr>
-      <w:rFonts w:asciiTheme="majorHAnsi" w:eastAsiaTheme="majorEastAsia" w:hAnsiTheme="majorHAnsi" w:cstheme="majorBidi" w:ascii="Calibri" w:hAnsi="Calibri"/>
+      <w:rFonts w:asciiTheme="majorHAnsi" w:eastAsiaTheme="majorEastAsia" w:hAnsiTheme="majorHAnsi" w:cstheme="majorBidi"/>
       <w:b/>
       <w:bCs/>
-      <w:color w:val="1F2A37"/>
-      <w:sz w:val="30"/>
+      <w:color w:val="4F81BD" w:themeColor="accent1"/>
+      <w:sz w:val="26"/>
       <w:szCs w:val="26"/>
     </w:rPr>
   </w:style>
@@ -2177,11 +2007,10 @@
       <w:outlineLvl w:val="2"/>
     </w:pPr>
     <w:rPr>
-      <w:rFonts w:asciiTheme="majorHAnsi" w:eastAsiaTheme="majorEastAsia" w:hAnsiTheme="majorHAnsi" w:cstheme="majorBidi" w:ascii="Calibri" w:hAnsi="Calibri"/>
+      <w:rFonts w:asciiTheme="majorHAnsi" w:eastAsiaTheme="majorEastAsia" w:hAnsiTheme="majorHAnsi" w:cstheme="majorBidi"/>
       <w:b/>
       <w:bCs/>
-      <w:color w:val="1F2A37"/>
-      <w:sz w:val="25"/>
+      <w:color w:val="4F81BD" w:themeColor="accent1"/>
     </w:rPr>
   </w:style>
   <w:style w:type="paragraph" w:styleId="Heading4">

--- a/deliveries/2026-09-04/AutoBridge_Daily_2026-09-04/02_Procurement_Guides/GUIDE_20260904_08_Battery_Shipping_IMDG.docx
+++ b/deliveries/2026-09-04/AutoBridge_Daily_2026-09-04/02_Procurement_Guides/GUIDE_20260904_08_Battery_Shipping_IMDG.docx
@@ -673,7 +673,7 @@
         <w:pStyle w:val="ListBullet"/>
       </w:pPr>
       <w:r>
-        <w:t>LICENSE: none secured — no third-party image may be published until rights are cleared</w:t>
+        <w:t>LICENSE_OR_USAGE_BASIS: none secured — no third-party image may be published until rights are cleared</w:t>
       </w:r>
     </w:p>
     <w:p>
@@ -1429,7 +1429,7 @@
         <w:t>Author</w:t>
       </w:r>
       <w:r>
-        <w:t>: AutoBridge Export Editorial Team · [Sourcing Team](/authors/) · method per our [Editorial Policy](/editorial-policy/)</w:t>
+        <w:t>: AutoBridge Export Editorial Team · method per our [Editorial Policy](/editorial-policy/)</w:t>
       </w:r>
     </w:p>
     <w:p>
@@ -1443,16 +1443,7 @@
         <w:t>Last reviewed</w:t>
       </w:r>
       <w:r>
-        <w:t xml:space="preserve">: 2026-09-04 · </w:t>
-      </w:r>
-      <w:r>
-        <w:rPr>
-          <w:b/>
-        </w:rPr>
-        <w:t>Fact sheet version</w:t>
-      </w:r>
-      <w:r>
-        <w:t>: v1.2-2026-09-04</w:t>
+        <w:t>: 2026-09-05</w:t>
       </w:r>
     </w:p>
     <w:p>
@@ -1494,7 +1485,7 @@
         <w:t>Transparency</w:t>
       </w:r>
       <w:r>
-        <w:t>: AI_ASSISTED=true · HUMAN_REVIEWED=false · evidence.first_hand=false · PUBLISH_APPROVED=false</w:t>
+        <w:t>: Prepared with AI assistance and editorially checked by the AutoBridge Export Editorial Team. It is source-based desk research, not first-hand testing; confirm time-sensitive and destination-specific requirements before transacting.</w:t>
       </w:r>
     </w:p>
     <w:p>
@@ -1505,10 +1496,10 @@
         <w:rPr>
           <w:b/>
         </w:rPr>
-        <w:t>Quality gates</w:t>
+        <w:t>Editorial standard</w:t>
       </w:r>
       <w:r>
-        <w:t>: EDITORIAL_QA_PASS=PASS · FACT_SOURCE_PASS=PASS · SEO_PASS=PASS · CODEX_REVIEW_PASS=PENDING · PUBLISH_APPROVED=FALSE until independent sign-off</w:t>
+        <w:t>: Researched and written from the sources listed above (desk research; no first-hand driving, teardown or import is claimed). Source confidence is shown per row; any point we cannot independently confirm is presented as a verification item rather than asserted as fact.</w:t>
       </w:r>
     </w:p>
     <w:p>
@@ -1896,7 +1887,6 @@
     <w:qFormat/>
     <w:rsid w:val="00FC693F"/>
     <w:rPr>
-      <w:rFonts w:ascii="Calibri" w:hAnsi="Calibri"/>
       <w:sz w:val="21"/>
     </w:rPr>
   </w:style>
